--- a/outputs/Ministry of Higher Education and Scientific Research.docx
+++ b/outputs/Ministry of Higher Education and Scientific Research.docx
@@ -4,359 +4,1399 @@
   <w:body>
     <w:p>
       <w:pPr>
-        <w:spacing w:after="80"/>
+        <w:spacing w:before="120" w:after="120"/>
         <w:jc w:val="center"/>
-      </w:pPr>
-      <w:r>
-        <w:rPr>
-          <w:sz w:val="22"/>
-          <w:szCs w:val="22"/>
-        </w:rPr>
-        <w:t>Ministry of Higher Education and Scientific Research</w:t>
-      </w:r>
-    </w:p>
-    <w:p>
-      <w:pPr>
-        <w:spacing w:after="80"/>
+        <w:rPr>
+          <w:rFonts w:ascii="Arial" w:hAnsi="Arial" w:cs="Arial"/>
+          <w:lang w:val="es-ES"/>
+        </w:rPr>
+      </w:pPr>
+      <w:r>
+        <w:rPr>
+          <w:rFonts w:ascii="Arial" w:hAnsi="Arial" w:cs="Arial"/>
+          <w:noProof/>
+          <w:lang w:eastAsia="fr-FR"/>
+        </w:rPr>
+        <w:drawing>
+          <wp:anchor distT="0" distB="0" distL="114300" distR="114300" simplePos="0" relativeHeight="251660288" behindDoc="0" locked="0" layoutInCell="1" allowOverlap="1" wp14:anchorId="03B3075C" wp14:editId="77811A87">
+            <wp:simplePos x="0" y="0"/>
+            <wp:positionH relativeFrom="column">
+              <wp:posOffset>-345229</wp:posOffset>
+            </wp:positionH>
+            <wp:positionV relativeFrom="paragraph">
+              <wp:posOffset>78740</wp:posOffset>
+            </wp:positionV>
+            <wp:extent cx="611570" cy="646386"/>
+            <wp:effectExtent l="19050" t="0" r="0" b="0"/>
+            <wp:wrapNone/>
+            <wp:docPr id="30" name="Image 1"/>
+            <wp:cNvGraphicFramePr>
+              <a:graphicFrameLocks xmlns:a="http://schemas.openxmlformats.org/drawingml/2006/main" noChangeAspect="1"/>
+            </wp:cNvGraphicFramePr>
+            <a:graphic xmlns:a="http://schemas.openxmlformats.org/drawingml/2006/main">
+              <a:graphicData uri="http://schemas.openxmlformats.org/drawingml/2006/picture">
+                <pic:pic xmlns:pic="http://schemas.openxmlformats.org/drawingml/2006/picture">
+                  <pic:nvPicPr>
+                    <pic:cNvPr id="1" name="islaib.jpg"/>
+                    <pic:cNvPicPr/>
+                  </pic:nvPicPr>
+                  <pic:blipFill>
+                    <a:blip r:embed="rId11" cstate="print">
+                      <a:extLst>
+                        <a:ext uri="{28A0092B-C50C-407E-A947-70E740481C1C}">
+                          <a14:useLocalDpi xmlns:a14="http://schemas.microsoft.com/office/drawing/2010/main" val="0"/>
+                        </a:ext>
+                      </a:extLst>
+                    </a:blip>
+                    <a:stretch>
+                      <a:fillRect/>
+                    </a:stretch>
+                  </pic:blipFill>
+                  <pic:spPr>
+                    <a:xfrm>
+                      <a:off x="0" y="0"/>
+                      <a:ext cx="611570" cy="646386"/>
+                    </a:xfrm>
+                    <a:prstGeom prst="rect">
+                      <a:avLst/>
+                    </a:prstGeom>
+                  </pic:spPr>
+                </pic:pic>
+              </a:graphicData>
+            </a:graphic>
+          </wp:anchor>
+        </w:drawing>
+      </w:r>
+      <w:r>
+        <w:rPr>
+          <w:rFonts w:ascii="Arial" w:hAnsi="Arial" w:cs="Arial"/>
+          <w:noProof/>
+          <w:lang w:eastAsia="fr-FR"/>
+        </w:rPr>
+        <w:drawing>
+          <wp:anchor distT="0" distB="0" distL="114300" distR="114300" simplePos="0" relativeHeight="251663360" behindDoc="1" locked="0" layoutInCell="1" allowOverlap="1" wp14:anchorId="31368825" wp14:editId="3614618B">
+            <wp:simplePos x="0" y="0"/>
+            <wp:positionH relativeFrom="column">
+              <wp:posOffset>4904105</wp:posOffset>
+            </wp:positionH>
+            <wp:positionV relativeFrom="paragraph">
+              <wp:posOffset>-923078</wp:posOffset>
+            </wp:positionV>
+            <wp:extent cx="1498600" cy="10688955"/>
+            <wp:effectExtent l="0" t="0" r="0" b="0"/>
+            <wp:wrapNone/>
+            <wp:docPr id="1450060225" name="Image 0" descr="cover.png"/>
+            <wp:cNvGraphicFramePr>
+              <a:graphicFrameLocks xmlns:a="http://schemas.openxmlformats.org/drawingml/2006/main" noChangeAspect="1"/>
+            </wp:cNvGraphicFramePr>
+            <a:graphic xmlns:a="http://schemas.openxmlformats.org/drawingml/2006/main">
+              <a:graphicData uri="http://schemas.openxmlformats.org/drawingml/2006/picture">
+                <pic:pic xmlns:pic="http://schemas.openxmlformats.org/drawingml/2006/picture">
+                  <pic:nvPicPr>
+                    <pic:cNvPr id="0" name="cover.png"/>
+                    <pic:cNvPicPr/>
+                  </pic:nvPicPr>
+                  <pic:blipFill>
+                    <a:blip r:embed="rId12"/>
+                    <a:stretch>
+                      <a:fillRect/>
+                    </a:stretch>
+                  </pic:blipFill>
+                  <pic:spPr>
+                    <a:xfrm>
+                      <a:off x="0" y="0"/>
+                      <a:ext cx="1498600" cy="10688955"/>
+                    </a:xfrm>
+                    <a:prstGeom prst="rect">
+                      <a:avLst/>
+                    </a:prstGeom>
+                  </pic:spPr>
+                </pic:pic>
+              </a:graphicData>
+            </a:graphic>
+            <wp14:sizeRelH relativeFrom="margin">
+              <wp14:pctWidth>0</wp14:pctWidth>
+            </wp14:sizeRelH>
+          </wp:anchor>
+        </w:drawing>
+      </w:r>
+      <w:r>
+        <w:rPr>
+          <w:rFonts w:ascii="Arial" w:hAnsi="Arial" w:cs="Arial"/>
+          <w:noProof/>
+          <w:lang w:eastAsia="fr-FR"/>
+        </w:rPr>
+        <w:drawing>
+          <wp:anchor distT="0" distB="0" distL="114300" distR="114300" simplePos="0" relativeHeight="251661312" behindDoc="0" locked="0" layoutInCell="1" allowOverlap="1" wp14:anchorId="2AA120F3" wp14:editId="5F963416">
+            <wp:simplePos x="0" y="0"/>
+            <wp:positionH relativeFrom="column">
+              <wp:posOffset>5182870</wp:posOffset>
+            </wp:positionH>
+            <wp:positionV relativeFrom="paragraph">
+              <wp:posOffset>85725</wp:posOffset>
+            </wp:positionV>
+            <wp:extent cx="595630" cy="725170"/>
+            <wp:effectExtent l="19050" t="0" r="0" b="0"/>
+            <wp:wrapNone/>
+            <wp:docPr id="31" name="Image 13" descr="OIP.jpg"/>
+            <wp:cNvGraphicFramePr>
+              <a:graphicFrameLocks xmlns:a="http://schemas.openxmlformats.org/drawingml/2006/main" noChangeAspect="1"/>
+            </wp:cNvGraphicFramePr>
+            <a:graphic xmlns:a="http://schemas.openxmlformats.org/drawingml/2006/main">
+              <a:graphicData uri="http://schemas.openxmlformats.org/drawingml/2006/picture">
+                <pic:pic xmlns:pic="http://schemas.openxmlformats.org/drawingml/2006/picture">
+                  <pic:nvPicPr>
+                    <pic:cNvPr id="0" name="OIP.jpg"/>
+                    <pic:cNvPicPr/>
+                  </pic:nvPicPr>
+                  <pic:blipFill>
+                    <a:blip r:embed="rId13" cstate="print"/>
+                    <a:stretch>
+                      <a:fillRect/>
+                    </a:stretch>
+                  </pic:blipFill>
+                  <pic:spPr>
+                    <a:xfrm>
+                      <a:off x="0" y="0"/>
+                      <a:ext cx="595630" cy="725170"/>
+                    </a:xfrm>
+                    <a:prstGeom prst="rect">
+                      <a:avLst/>
+                    </a:prstGeom>
+                  </pic:spPr>
+                </pic:pic>
+              </a:graphicData>
+            </a:graphic>
+          </wp:anchor>
+        </w:drawing>
+      </w:r>
+      <w:r>
+        <w:rPr>
+          <w:rFonts w:ascii="Arial" w:hAnsi="Arial" w:cs="Arial"/>
+          <w:noProof/>
+          <w:lang w:eastAsia="fr-FR"/>
+        </w:rPr>
+        <w:drawing>
+          <wp:anchor distT="0" distB="0" distL="114300" distR="114300" simplePos="0" relativeHeight="251659264" behindDoc="1" locked="0" layoutInCell="1" allowOverlap="1" wp14:anchorId="176DD8E1" wp14:editId="509C4138">
+            <wp:simplePos x="0" y="0"/>
+            <wp:positionH relativeFrom="column">
+              <wp:posOffset>5814060</wp:posOffset>
+            </wp:positionH>
+            <wp:positionV relativeFrom="paragraph">
+              <wp:posOffset>-1141095</wp:posOffset>
+            </wp:positionV>
+            <wp:extent cx="1498600" cy="10688955"/>
+            <wp:effectExtent l="0" t="0" r="0" b="0"/>
+            <wp:wrapNone/>
+            <wp:docPr id="1" name="Image 0" descr="cover.png"/>
+            <wp:cNvGraphicFramePr>
+              <a:graphicFrameLocks xmlns:a="http://schemas.openxmlformats.org/drawingml/2006/main" noChangeAspect="1"/>
+            </wp:cNvGraphicFramePr>
+            <a:graphic xmlns:a="http://schemas.openxmlformats.org/drawingml/2006/main">
+              <a:graphicData uri="http://schemas.openxmlformats.org/drawingml/2006/picture">
+                <pic:pic xmlns:pic="http://schemas.openxmlformats.org/drawingml/2006/picture">
+                  <pic:nvPicPr>
+                    <pic:cNvPr id="0" name="cover.png"/>
+                    <pic:cNvPicPr/>
+                  </pic:nvPicPr>
+                  <pic:blipFill>
+                    <a:blip r:embed="rId12"/>
+                    <a:stretch>
+                      <a:fillRect/>
+                    </a:stretch>
+                  </pic:blipFill>
+                  <pic:spPr>
+                    <a:xfrm>
+                      <a:off x="0" y="0"/>
+                      <a:ext cx="1498600" cy="10688955"/>
+                    </a:xfrm>
+                    <a:prstGeom prst="rect">
+                      <a:avLst/>
+                    </a:prstGeom>
+                  </pic:spPr>
+                </pic:pic>
+              </a:graphicData>
+            </a:graphic>
+            <wp14:sizeRelH relativeFrom="margin">
+              <wp14:pctWidth>0</wp14:pctWidth>
+            </wp14:sizeRelH>
+          </wp:anchor>
+        </w:drawing>
+      </w:r>
+      <w:proofErr w:type="spellStart"/>
+      <w:r>
+        <w:rPr>
+          <w:rFonts w:ascii="Arial" w:hAnsi="Arial" w:cs="Arial"/>
+          <w:lang w:val="es-ES"/>
+        </w:rPr>
+        <w:t>Ministère</w:t>
+      </w:r>
+      <w:proofErr w:type="spellEnd"/>
+      <w:r>
+        <w:rPr>
+          <w:rFonts w:ascii="Arial" w:hAnsi="Arial" w:cs="Arial"/>
+          <w:lang w:val="es-ES"/>
+        </w:rPr>
+        <w:t xml:space="preserve"> de </w:t>
+      </w:r>
+      <w:proofErr w:type="spellStart"/>
+      <w:r>
+        <w:rPr>
+          <w:rFonts w:ascii="Arial" w:hAnsi="Arial" w:cs="Arial"/>
+          <w:lang w:val="es-ES"/>
+        </w:rPr>
+        <w:t>l’Enseignement</w:t>
+      </w:r>
+      <w:proofErr w:type="spellEnd"/>
+      <w:r>
+        <w:rPr>
+          <w:rFonts w:ascii="Arial" w:hAnsi="Arial" w:cs="Arial"/>
+          <w:lang w:val="es-ES"/>
+        </w:rPr>
+        <w:t xml:space="preserve"> </w:t>
+      </w:r>
+      <w:proofErr w:type="spellStart"/>
+      <w:r>
+        <w:rPr>
+          <w:rFonts w:ascii="Arial" w:hAnsi="Arial" w:cs="Arial"/>
+          <w:lang w:val="es-ES"/>
+        </w:rPr>
+        <w:t>Supérieur</w:t>
+      </w:r>
+      <w:proofErr w:type="spellEnd"/>
+      <w:r>
+        <w:rPr>
+          <w:rFonts w:ascii="Arial" w:hAnsi="Arial" w:cs="Arial"/>
+          <w:lang w:val="es-ES"/>
+        </w:rPr>
+        <w:t xml:space="preserve"> et de la </w:t>
+      </w:r>
+      <w:proofErr w:type="spellStart"/>
+      <w:r>
+        <w:rPr>
+          <w:rFonts w:ascii="Arial" w:hAnsi="Arial" w:cs="Arial"/>
+          <w:lang w:val="es-ES"/>
+        </w:rPr>
+        <w:t>Recherche</w:t>
+      </w:r>
+      <w:proofErr w:type="spellEnd"/>
+      <w:r>
+        <w:rPr>
+          <w:rFonts w:ascii="Arial" w:hAnsi="Arial" w:cs="Arial"/>
+          <w:lang w:val="es-ES"/>
+        </w:rPr>
+        <w:t xml:space="preserve"> </w:t>
+      </w:r>
+      <w:proofErr w:type="spellStart"/>
+      <w:r>
+        <w:rPr>
+          <w:rFonts w:ascii="Arial" w:hAnsi="Arial" w:cs="Arial"/>
+          <w:lang w:val="es-ES"/>
+        </w:rPr>
+        <w:t>Scientifique</w:t>
+      </w:r>
+      <w:proofErr w:type="spellEnd"/>
+    </w:p>
+    <w:p>
+      <w:pPr>
+        <w:spacing w:before="120" w:after="120"/>
         <w:jc w:val="center"/>
-      </w:pPr>
-      <w:r>
-        <w:rPr>
-          <w:sz w:val="22"/>
-          <w:szCs w:val="22"/>
-        </w:rPr>
-        <w:t>University of Jendouba</w:t>
-      </w:r>
-    </w:p>
-    <w:p>
-      <w:pPr>
-        <w:spacing w:after="320"/>
+        <w:rPr>
+          <w:rFonts w:ascii="Arial" w:hAnsi="Arial" w:cs="Arial"/>
+          <w:lang w:val="es-ES"/>
+        </w:rPr>
+      </w:pPr>
+      <w:proofErr w:type="spellStart"/>
+      <w:r>
+        <w:rPr>
+          <w:rFonts w:ascii="Arial" w:hAnsi="Arial" w:cs="Arial"/>
+          <w:lang w:val="es-ES"/>
+        </w:rPr>
+        <w:t>Université</w:t>
+      </w:r>
+      <w:proofErr w:type="spellEnd"/>
+      <w:r>
+        <w:rPr>
+          <w:rFonts w:ascii="Arial" w:hAnsi="Arial" w:cs="Arial"/>
+          <w:lang w:val="es-ES"/>
+        </w:rPr>
+        <w:t xml:space="preserve"> de </w:t>
+      </w:r>
+      <w:proofErr w:type="spellStart"/>
+      <w:r>
+        <w:rPr>
+          <w:rFonts w:ascii="Arial" w:hAnsi="Arial" w:cs="Arial"/>
+          <w:lang w:val="es-ES"/>
+        </w:rPr>
+        <w:t>Jendouba</w:t>
+      </w:r>
+      <w:proofErr w:type="spellEnd"/>
+    </w:p>
+    <w:p>
+      <w:pPr>
+        <w:spacing w:before="120" w:after="120"/>
         <w:jc w:val="center"/>
-      </w:pPr>
-      <w:r>
-        <w:rPr>
-          <w:sz w:val="22"/>
-          <w:szCs w:val="22"/>
-        </w:rPr>
-        <w:t>Higher Institute of Applied Languages and Computer Science of Beja</w:t>
-      </w:r>
-    </w:p>
-    <w:p>
-      <w:pPr>
-        <w:pBdr>
-          <w:top w:val="dashed" w:sz="2" w:space="0" w:color="AAAAAA"/>
-          <w:left w:val="dashed" w:sz="2" w:space="0" w:color="AAAAAA"/>
-          <w:bottom w:val="dashed" w:sz="2" w:space="0" w:color="AAAAAA"/>
-          <w:right w:val="dashed" w:sz="2" w:space="0" w:color="AAAAAA"/>
-        </w:pBdr>
-        <w:spacing w:before="160" w:after="60"/>
-        <w:jc w:val="center"/>
-      </w:pPr>
-      <w:r>
-        <w:rPr>
-          <w:i/>
-          <w:iCs/>
-          <w:color w:val="888888"/>
-          <w:sz w:val="20"/>
-          <w:szCs w:val="20"/>
-        </w:rPr>
-        <w:t>[ INSERT FIGURE: ISLAIB logo (left) — Host organization logo (right</w:t>
-      </w:r>
-      <w:proofErr w:type="gramStart"/>
-      <w:r>
-        <w:rPr>
-          <w:i/>
-          <w:iCs/>
-          <w:color w:val="888888"/>
-          <w:sz w:val="20"/>
-          <w:szCs w:val="20"/>
-        </w:rPr>
-        <w:t>) ]</w:t>
-      </w:r>
-      <w:proofErr w:type="gramEnd"/>
-    </w:p>
-    <w:p>
-      <w:pPr>
-        <w:spacing w:after="220"/>
-        <w:jc w:val="center"/>
-      </w:pPr>
-      <w:r>
-        <w:rPr>
+        <w:rPr>
+          <w:rFonts w:ascii="Arial Narrow" w:hAnsi="Arial Narrow" w:cs="Calibri"/>
+          <w:sz w:val="28"/>
+          <w:szCs w:val="28"/>
+          <w:lang w:val="es-ES"/>
+        </w:rPr>
+      </w:pPr>
+      <w:r>
+        <w:rPr>
+          <w:rFonts w:ascii="Arial" w:hAnsi="Arial" w:cs="Arial"/>
+          <w:lang w:val="es-ES"/>
+        </w:rPr>
+        <w:t xml:space="preserve">Institut </w:t>
+      </w:r>
+      <w:proofErr w:type="spellStart"/>
+      <w:r>
+        <w:rPr>
+          <w:rFonts w:ascii="Arial" w:hAnsi="Arial" w:cs="Arial"/>
+          <w:lang w:val="es-ES"/>
+        </w:rPr>
+        <w:t>Supérieur</w:t>
+      </w:r>
+      <w:proofErr w:type="spellEnd"/>
+      <w:r>
+        <w:rPr>
+          <w:rFonts w:ascii="Arial" w:hAnsi="Arial" w:cs="Arial"/>
+          <w:lang w:val="es-ES"/>
+        </w:rPr>
+        <w:t xml:space="preserve"> des </w:t>
+      </w:r>
+      <w:proofErr w:type="spellStart"/>
+      <w:r>
+        <w:rPr>
+          <w:rFonts w:ascii="Arial" w:hAnsi="Arial" w:cs="Arial"/>
+          <w:lang w:val="es-ES"/>
+        </w:rPr>
+        <w:t>Langues</w:t>
+      </w:r>
+      <w:proofErr w:type="spellEnd"/>
+      <w:r>
+        <w:rPr>
+          <w:rFonts w:ascii="Arial" w:hAnsi="Arial" w:cs="Arial"/>
+          <w:lang w:val="es-ES"/>
+        </w:rPr>
+        <w:t xml:space="preserve"> </w:t>
+      </w:r>
+      <w:proofErr w:type="spellStart"/>
+      <w:r>
+        <w:rPr>
+          <w:rFonts w:ascii="Arial" w:hAnsi="Arial" w:cs="Arial"/>
+          <w:lang w:val="es-ES"/>
+        </w:rPr>
+        <w:t>Appliquées</w:t>
+      </w:r>
+      <w:proofErr w:type="spellEnd"/>
+      <w:r>
+        <w:rPr>
+          <w:rFonts w:ascii="Arial" w:hAnsi="Arial" w:cs="Arial"/>
+          <w:lang w:val="es-ES"/>
+        </w:rPr>
+        <w:t xml:space="preserve"> et </w:t>
+      </w:r>
+      <w:proofErr w:type="spellStart"/>
+      <w:r>
+        <w:rPr>
+          <w:rFonts w:ascii="Arial" w:hAnsi="Arial" w:cs="Arial"/>
+          <w:lang w:val="es-ES"/>
+        </w:rPr>
+        <w:t>d’Informatique</w:t>
+      </w:r>
+      <w:proofErr w:type="spellEnd"/>
+      <w:r>
+        <w:rPr>
+          <w:rFonts w:ascii="Arial" w:hAnsi="Arial" w:cs="Arial"/>
+          <w:lang w:val="es-ES"/>
+        </w:rPr>
+        <w:t xml:space="preserve"> de </w:t>
+      </w:r>
+      <w:proofErr w:type="spellStart"/>
+      <w:r>
+        <w:rPr>
+          <w:rFonts w:ascii="Arial" w:hAnsi="Arial" w:cs="Arial"/>
+          <w:lang w:val="es-ES"/>
+        </w:rPr>
+        <w:t>Béja</w:t>
+      </w:r>
+      <w:proofErr w:type="spellEnd"/>
+    </w:p>
+    <w:p>
+      <w:pPr>
+        <w:rPr>
+          <w:rFonts w:ascii="Arial Narrow" w:hAnsi="Arial Narrow" w:cs="Calibri"/>
+          <w:sz w:val="28"/>
+          <w:szCs w:val="28"/>
+          <w:lang w:val="es-ES"/>
+        </w:rPr>
+      </w:pPr>
+    </w:p>
+    <w:p>
+      <w:pPr>
+        <w:spacing w:before="240" w:after="120"/>
+        <w:rPr>
+          <w:rFonts w:ascii="Arial Narrow" w:hAnsi="Arial Narrow" w:cs="Calibri"/>
           <w:b/>
           <w:bCs/>
-          <w:sz w:val="20"/>
-          <w:szCs w:val="20"/>
-        </w:rPr>
-        <w:t>Figure 0.1 – ISLAIB logo (left) – Host organization logo (right)</w:t>
-      </w:r>
-    </w:p>
-    <w:p>
-      <w:pPr>
-        <w:spacing w:after="160"/>
-        <w:jc w:val="center"/>
-      </w:pPr>
-      <w:r>
-        <w:rPr>
-          <w:sz w:val="22"/>
-          <w:szCs w:val="22"/>
-        </w:rPr>
-        <w:t>Ref: LA-GLSI 2024/2025</w:t>
-      </w:r>
-    </w:p>
-    <w:p>
-      <w:pPr>
-        <w:pBdr>
-          <w:bottom w:val="single" w:sz="6" w:space="1" w:color="1F4E79"/>
-        </w:pBdr>
-        <w:spacing w:after="140"/>
-      </w:pPr>
-    </w:p>
-    <w:p>
-      <w:pPr>
-        <w:spacing w:before="320" w:after="160"/>
-        <w:jc w:val="center"/>
-      </w:pPr>
-      <w:r>
-        <w:rPr>
+          <w:sz w:val="28"/>
+          <w:szCs w:val="28"/>
+          <w:lang w:val="es-ES"/>
+        </w:rPr>
+      </w:pPr>
+      <w:proofErr w:type="spellStart"/>
+      <w:proofErr w:type="gramStart"/>
+      <w:r>
+        <w:rPr>
+          <w:rFonts w:ascii="Arial Narrow" w:hAnsi="Arial Narrow" w:cs="Calibri"/>
           <w:b/>
           <w:bCs/>
-          <w:color w:val="1F4E79"/>
           <w:sz w:val="28"/>
           <w:szCs w:val="28"/>
-        </w:rPr>
-        <w:t>End-of-studies Project Report</w:t>
-      </w:r>
-    </w:p>
-    <w:p>
-      <w:pPr>
-        <w:spacing w:after="160"/>
-        <w:jc w:val="center"/>
-      </w:pPr>
-      <w:r>
-        <w:t>To obtain the</w:t>
-      </w:r>
-    </w:p>
-    <w:p>
-      <w:pPr>
-        <w:spacing w:after="480"/>
-        <w:jc w:val="center"/>
-      </w:pPr>
-      <w:r>
-        <w:rPr>
+          <w:lang w:val="es-ES"/>
+        </w:rPr>
+        <w:t>Réf</w:t>
+      </w:r>
+      <w:proofErr w:type="spellEnd"/>
+      <w:r>
+        <w:rPr>
+          <w:rFonts w:ascii="Arial Narrow" w:hAnsi="Arial Narrow" w:cs="Calibri"/>
           <w:b/>
           <w:bCs/>
-          <w:color w:val="1F4E79"/>
-          <w:sz w:val="26"/>
-          <w:szCs w:val="26"/>
-        </w:rPr>
-        <w:t>BACHELOR'S DEGREE IN COMPUTER SCIENCE</w:t>
-      </w:r>
-    </w:p>
-    <w:p>
-      <w:pPr>
-        <w:spacing w:after="140"/>
-        <w:jc w:val="center"/>
-      </w:pPr>
-      <w:r>
-        <w:rPr>
+          <w:sz w:val="28"/>
+          <w:szCs w:val="28"/>
+          <w:lang w:val="es-ES"/>
+        </w:rPr>
+        <w:t xml:space="preserve"> :</w:t>
+      </w:r>
+      <w:proofErr w:type="gramEnd"/>
+      <w:r>
+        <w:rPr>
+          <w:rFonts w:ascii="Arial Narrow" w:hAnsi="Arial Narrow" w:cs="Calibri"/>
           <w:b/>
           <w:bCs/>
-        </w:rPr>
-        <w:t>Subject:</w:t>
-      </w:r>
-    </w:p>
-    <w:p>
-      <w:pPr>
-        <w:spacing w:after="480"/>
-        <w:jc w:val="center"/>
-      </w:pPr>
-      <w:r>
-        <w:rPr>
+          <w:sz w:val="28"/>
+          <w:szCs w:val="28"/>
+          <w:lang w:val="es-ES"/>
+        </w:rPr>
+        <w:t xml:space="preserve"> LA-GLSI1/202</w:t>
+      </w:r>
+      <w:r>
+        <w:rPr>
+          <w:rFonts w:ascii="Arial Narrow" w:hAnsi="Arial Narrow" w:cs="Calibri"/>
           <w:b/>
           <w:bCs/>
-          <w:color w:val="1F4E79"/>
+          <w:sz w:val="28"/>
+          <w:szCs w:val="28"/>
+          <w:lang w:val="es-ES"/>
+        </w:rPr>
+        <w:t>6</w:t>
+      </w:r>
+    </w:p>
+    <w:p>
+      <w:pPr>
+        <w:spacing w:before="240" w:after="240"/>
+        <w:jc w:val="center"/>
+        <w:rPr>
+          <w:rFonts w:ascii="Arial Black" w:hAnsi="Arial Black" w:cs="Calibri"/>
+          <w:b/>
+          <w:bCs/>
+          <w:sz w:val="28"/>
+          <w:szCs w:val="28"/>
+          <w:lang w:val="es-ES"/>
+        </w:rPr>
+      </w:pPr>
+      <w:r>
+        <w:rPr>
+          <w:rFonts w:ascii="Arial Black" w:hAnsi="Arial Black" w:cs="Calibri"/>
+          <w:b/>
+          <w:bCs/>
+          <w:sz w:val="28"/>
+          <w:szCs w:val="28"/>
+          <w:lang w:val="es-ES"/>
+        </w:rPr>
+        <w:t xml:space="preserve">Rapport de </w:t>
+      </w:r>
+      <w:proofErr w:type="spellStart"/>
+      <w:r>
+        <w:rPr>
+          <w:rFonts w:ascii="Arial Black" w:hAnsi="Arial Black" w:cs="Calibri"/>
+          <w:b/>
+          <w:bCs/>
+          <w:sz w:val="28"/>
+          <w:szCs w:val="28"/>
+          <w:lang w:val="es-ES"/>
+        </w:rPr>
+        <w:t>Projet</w:t>
+      </w:r>
+      <w:proofErr w:type="spellEnd"/>
+      <w:r>
+        <w:rPr>
+          <w:rFonts w:ascii="Arial Black" w:hAnsi="Arial Black" w:cs="Calibri"/>
+          <w:b/>
+          <w:bCs/>
+          <w:sz w:val="28"/>
+          <w:szCs w:val="28"/>
+          <w:lang w:val="es-ES"/>
+        </w:rPr>
+        <w:t xml:space="preserve"> de Fin </w:t>
+      </w:r>
+      <w:proofErr w:type="spellStart"/>
+      <w:r>
+        <w:rPr>
+          <w:rFonts w:ascii="Arial Black" w:hAnsi="Arial Black" w:cs="Calibri"/>
+          <w:b/>
+          <w:bCs/>
+          <w:sz w:val="28"/>
+          <w:szCs w:val="28"/>
+          <w:lang w:val="es-ES"/>
+        </w:rPr>
+        <w:t>d’Année</w:t>
+      </w:r>
+      <w:proofErr w:type="spellEnd"/>
+    </w:p>
+    <w:p>
+      <w:pPr>
+        <w:spacing w:before="360" w:after="120"/>
+        <w:jc w:val="center"/>
+        <w:rPr>
+          <w:rFonts w:ascii="Arial Black" w:hAnsi="Arial Black" w:cs="Calibri"/>
+          <w:b/>
+          <w:bCs/>
+          <w:sz w:val="28"/>
+          <w:szCs w:val="28"/>
+          <w:lang w:val="es-ES"/>
+        </w:rPr>
+      </w:pPr>
+      <w:proofErr w:type="spellStart"/>
+      <w:r>
+        <w:rPr>
+          <w:rFonts w:ascii="Arial Black" w:hAnsi="Arial Black" w:cs="Calibri"/>
+          <w:b/>
+          <w:bCs/>
+          <w:sz w:val="28"/>
+          <w:szCs w:val="28"/>
+          <w:lang w:val="es-ES"/>
+        </w:rPr>
+        <w:t>Sujet</w:t>
+      </w:r>
+      <w:proofErr w:type="spellEnd"/>
+      <w:r>
+        <w:rPr>
+          <w:rFonts w:ascii="Arial Black" w:hAnsi="Arial Black" w:cs="Calibri"/>
+          <w:b/>
+          <w:bCs/>
+          <w:sz w:val="28"/>
+          <w:szCs w:val="28"/>
+          <w:lang w:val="es-ES"/>
+        </w:rPr>
+        <w:t>:</w:t>
+      </w:r>
+    </w:p>
+    <w:p>
+      <w:pPr>
+        <w:spacing w:before="360" w:after="120"/>
+        <w:jc w:val="center"/>
+        <w:rPr>
+          <w:rFonts w:ascii="Arial Narrow" w:eastAsia="Cambria" w:hAnsi="Arial Narrow" w:cs="Calibri"/>
+          <w:b/>
+          <w:bCs/>
           <w:sz w:val="32"/>
           <w:szCs w:val="32"/>
-        </w:rPr>
-        <w:t>MASKAN — Secure Real Estate Rental Web Platform</w:t>
-      </w:r>
-    </w:p>
-    <w:p>
-      <w:pPr>
-        <w:spacing w:after="80"/>
-      </w:pPr>
-      <w:r>
-        <w:rPr>
+          <w:lang w:val="es-ES"/>
+        </w:rPr>
+      </w:pPr>
+      <w:proofErr w:type="spellStart"/>
+      <w:r>
+        <w:rPr>
+          <w:rFonts w:ascii="Arial Narrow" w:eastAsia="Cambria" w:hAnsi="Arial Narrow" w:cs="Calibri"/>
           <w:b/>
           <w:bCs/>
-        </w:rPr>
-        <w:t>Directed by:</w:t>
-      </w:r>
-    </w:p>
-    <w:p>
-      <w:pPr>
-        <w:spacing w:after="320"/>
-      </w:pPr>
-      <w:r>
-        <w:t>[Your First and Last Name]</w:t>
-      </w:r>
-    </w:p>
-    <w:p>
-      <w:pPr>
-        <w:spacing w:after="80"/>
-        <w:rPr>
+          <w:sz w:val="32"/>
+          <w:szCs w:val="32"/>
           <w:lang w:val="es-ES"/>
         </w:rPr>
-      </w:pPr>
-      <w:r>
-        <w:rPr>
+        <w:t>Plateforme</w:t>
+      </w:r>
+      <w:proofErr w:type="spellEnd"/>
+      <w:r>
+        <w:rPr>
+          <w:rFonts w:ascii="Arial Narrow" w:eastAsia="Cambria" w:hAnsi="Arial Narrow" w:cs="Calibri"/>
           <w:b/>
           <w:bCs/>
-        </w:rPr>
-        <w:t>Supervised by:</w:t>
-      </w:r>
-    </w:p>
-    <w:tbl>
-      <w:tblPr>
-        <w:tblW w:w="8200" w:type="dxa"/>
-        <w:tblBorders>
-          <w:top w:val="single" w:sz="4" w:space="0" w:color="auto"/>
-          <w:left w:val="single" w:sz="4" w:space="0" w:color="auto"/>
-          <w:bottom w:val="single" w:sz="4" w:space="0" w:color="auto"/>
-          <w:right w:val="single" w:sz="4" w:space="0" w:color="auto"/>
-          <w:insideH w:val="single" w:sz="4" w:space="0" w:color="auto"/>
-          <w:insideV w:val="single" w:sz="4" w:space="0" w:color="auto"/>
-        </w:tblBorders>
-        <w:tblCellMar>
-          <w:left w:w="10" w:type="dxa"/>
-          <w:right w:w="10" w:type="dxa"/>
-        </w:tblCellMar>
-        <w:tblLook w:val="0000" w:firstRow="0" w:lastRow="0" w:firstColumn="0" w:lastColumn="0" w:noHBand="0" w:noVBand="0"/>
-      </w:tblPr>
-      <w:tblGrid>
-        <w:gridCol w:w="3200"/>
-        <w:gridCol w:w="5000"/>
-      </w:tblGrid>
-      <w:tr>
-        <w:tc>
-          <w:tcPr>
-            <w:tcW w:w="3200" w:type="dxa"/>
-            <w:tcMar>
-              <w:top w:w="60" w:type="dxa"/>
-              <w:left w:w="0" w:type="dxa"/>
-              <w:bottom w:w="60" w:type="dxa"/>
-              <w:right w:w="120" w:type="dxa"/>
-            </w:tcMar>
-          </w:tcPr>
-          <w:p>
-            <w:r>
-              <w:t>Academic Supervisor</w:t>
-            </w:r>
-          </w:p>
-        </w:tc>
-        <w:tc>
-          <w:tcPr>
-            <w:tcW w:w="5000" w:type="dxa"/>
-            <w:tcMar>
-              <w:top w:w="60" w:type="dxa"/>
-              <w:left w:w="80" w:type="dxa"/>
-              <w:bottom w:w="60" w:type="dxa"/>
-              <w:right w:w="0" w:type="dxa"/>
-            </w:tcMar>
-          </w:tcPr>
-          <w:p>
-            <w:r>
-              <w:t>: [Name of the academic supervisor]</w:t>
-            </w:r>
-          </w:p>
-        </w:tc>
-      </w:tr>
-      <w:tr>
-        <w:tc>
-          <w:tcPr>
-            <w:tcW w:w="3200" w:type="dxa"/>
-            <w:tcMar>
-              <w:top w:w="60" w:type="dxa"/>
-              <w:left w:w="0" w:type="dxa"/>
-              <w:bottom w:w="60" w:type="dxa"/>
-              <w:right w:w="120" w:type="dxa"/>
-            </w:tcMar>
-          </w:tcPr>
-          <w:p>
-            <w:r>
-              <w:t>Professional Supervisor</w:t>
-            </w:r>
-          </w:p>
-        </w:tc>
-        <w:tc>
-          <w:tcPr>
-            <w:tcW w:w="5000" w:type="dxa"/>
-            <w:tcMar>
-              <w:top w:w="60" w:type="dxa"/>
-              <w:left w:w="80" w:type="dxa"/>
-              <w:bottom w:w="60" w:type="dxa"/>
-              <w:right w:w="0" w:type="dxa"/>
-            </w:tcMar>
-          </w:tcPr>
-          <w:p>
-            <w:r>
-              <w:t>: [Name of the professional supervisor]</w:t>
-            </w:r>
-          </w:p>
-        </w:tc>
-      </w:tr>
-      <w:tr>
-        <w:tc>
-          <w:tcPr>
-            <w:tcW w:w="3200" w:type="dxa"/>
-            <w:tcMar>
-              <w:top w:w="60" w:type="dxa"/>
-              <w:left w:w="0" w:type="dxa"/>
-              <w:bottom w:w="60" w:type="dxa"/>
-              <w:right w:w="120" w:type="dxa"/>
-            </w:tcMar>
-          </w:tcPr>
-          <w:p>
-            <w:r>
-              <w:t>Host Organization</w:t>
-            </w:r>
-          </w:p>
-        </w:tc>
-        <w:tc>
-          <w:tcPr>
-            <w:tcW w:w="5000" w:type="dxa"/>
-            <w:tcMar>
-              <w:top w:w="60" w:type="dxa"/>
-              <w:left w:w="80" w:type="dxa"/>
-              <w:bottom w:w="60" w:type="dxa"/>
-              <w:right w:w="0" w:type="dxa"/>
-            </w:tcMar>
-          </w:tcPr>
-          <w:p>
-            <w:r>
-              <w:t>: [Name of host organization]</w:t>
-            </w:r>
-          </w:p>
-        </w:tc>
-      </w:tr>
-    </w:tbl>
-    <w:p>
-      <w:pPr>
-        <w:spacing w:before="400"/>
+          <w:sz w:val="32"/>
+          <w:szCs w:val="32"/>
+          <w:lang w:val="es-ES"/>
+        </w:rPr>
+        <w:t xml:space="preserve"> de </w:t>
+      </w:r>
+      <w:proofErr w:type="spellStart"/>
+      <w:r>
+        <w:rPr>
+          <w:rFonts w:ascii="Arial Narrow" w:eastAsia="Cambria" w:hAnsi="Arial Narrow" w:cs="Calibri"/>
+          <w:b/>
+          <w:bCs/>
+          <w:sz w:val="32"/>
+          <w:szCs w:val="32"/>
+          <w:lang w:val="es-ES"/>
+        </w:rPr>
+        <w:t>Logement</w:t>
+      </w:r>
+      <w:proofErr w:type="spellEnd"/>
+      <w:r>
+        <w:rPr>
+          <w:rFonts w:ascii="Arial Narrow" w:eastAsia="Cambria" w:hAnsi="Arial Narrow" w:cs="Calibri"/>
+          <w:b/>
+          <w:bCs/>
+          <w:sz w:val="32"/>
+          <w:szCs w:val="32"/>
+          <w:lang w:val="es-ES"/>
+        </w:rPr>
+        <w:t xml:space="preserve"> </w:t>
+      </w:r>
+      <w:proofErr w:type="spellStart"/>
+      <w:r>
+        <w:rPr>
+          <w:rFonts w:ascii="Arial Narrow" w:eastAsia="Cambria" w:hAnsi="Arial Narrow" w:cs="Calibri"/>
+          <w:b/>
+          <w:bCs/>
+          <w:sz w:val="32"/>
+          <w:szCs w:val="32"/>
+          <w:lang w:val="es-ES"/>
+        </w:rPr>
+        <w:t>Intégrant</w:t>
+      </w:r>
+      <w:proofErr w:type="spellEnd"/>
+      <w:r>
+        <w:rPr>
+          <w:rFonts w:ascii="Arial Narrow" w:eastAsia="Cambria" w:hAnsi="Arial Narrow" w:cs="Calibri"/>
+          <w:b/>
+          <w:bCs/>
+          <w:sz w:val="32"/>
+          <w:szCs w:val="32"/>
+          <w:lang w:val="es-ES"/>
+        </w:rPr>
+        <w:t xml:space="preserve"> un </w:t>
+      </w:r>
+      <w:proofErr w:type="spellStart"/>
+      <w:r>
+        <w:rPr>
+          <w:rFonts w:ascii="Arial Narrow" w:eastAsia="Cambria" w:hAnsi="Arial Narrow" w:cs="Calibri"/>
+          <w:b/>
+          <w:bCs/>
+          <w:sz w:val="32"/>
+          <w:szCs w:val="32"/>
+          <w:lang w:val="es-ES"/>
+        </w:rPr>
+        <w:t>Système</w:t>
+      </w:r>
+      <w:proofErr w:type="spellEnd"/>
+      <w:r>
+        <w:rPr>
+          <w:rFonts w:ascii="Arial Narrow" w:eastAsia="Cambria" w:hAnsi="Arial Narrow" w:cs="Calibri"/>
+          <w:b/>
+          <w:bCs/>
+          <w:sz w:val="32"/>
+          <w:szCs w:val="32"/>
+          <w:lang w:val="es-ES"/>
+        </w:rPr>
+        <w:t xml:space="preserve"> de </w:t>
+      </w:r>
+      <w:proofErr w:type="spellStart"/>
+      <w:r>
+        <w:rPr>
+          <w:rFonts w:ascii="Arial Narrow" w:eastAsia="Cambria" w:hAnsi="Arial Narrow" w:cs="Calibri"/>
+          <w:b/>
+          <w:bCs/>
+          <w:sz w:val="32"/>
+          <w:szCs w:val="32"/>
+          <w:lang w:val="es-ES"/>
+        </w:rPr>
+        <w:t>Rôles</w:t>
+      </w:r>
+      <w:proofErr w:type="spellEnd"/>
+      <w:r>
+        <w:rPr>
+          <w:rFonts w:ascii="Arial Narrow" w:eastAsia="Cambria" w:hAnsi="Arial Narrow" w:cs="Calibri"/>
+          <w:b/>
+          <w:bCs/>
+          <w:sz w:val="32"/>
+          <w:szCs w:val="32"/>
+          <w:lang w:val="es-ES"/>
+        </w:rPr>
+        <w:t xml:space="preserve"> </w:t>
+      </w:r>
+      <w:proofErr w:type="spellStart"/>
+      <w:r>
+        <w:rPr>
+          <w:rFonts w:ascii="Arial Narrow" w:eastAsia="Cambria" w:hAnsi="Arial Narrow" w:cs="Calibri"/>
+          <w:b/>
+          <w:bCs/>
+          <w:sz w:val="32"/>
+          <w:szCs w:val="32"/>
+          <w:lang w:val="es-ES"/>
+        </w:rPr>
+        <w:t>Spécialisés</w:t>
+      </w:r>
+      <w:proofErr w:type="spellEnd"/>
+      <w:r>
+        <w:rPr>
+          <w:rFonts w:ascii="Arial Narrow" w:eastAsia="Cambria" w:hAnsi="Arial Narrow" w:cs="Calibri"/>
+          <w:b/>
+          <w:bCs/>
+          <w:sz w:val="32"/>
+          <w:szCs w:val="32"/>
+          <w:lang w:val="es-ES"/>
+        </w:rPr>
+        <w:t xml:space="preserve"> et de </w:t>
+      </w:r>
+      <w:proofErr w:type="spellStart"/>
+      <w:r>
+        <w:rPr>
+          <w:rFonts w:ascii="Arial Narrow" w:eastAsia="Cambria" w:hAnsi="Arial Narrow" w:cs="Calibri"/>
+          <w:b/>
+          <w:bCs/>
+          <w:sz w:val="32"/>
+          <w:szCs w:val="32"/>
+          <w:lang w:val="es-ES"/>
+        </w:rPr>
+        <w:t>Paiements</w:t>
+      </w:r>
+      <w:proofErr w:type="spellEnd"/>
+      <w:r>
+        <w:rPr>
+          <w:rFonts w:ascii="Arial Narrow" w:eastAsia="Cambria" w:hAnsi="Arial Narrow" w:cs="Calibri"/>
+          <w:b/>
+          <w:bCs/>
+          <w:sz w:val="32"/>
+          <w:szCs w:val="32"/>
+          <w:lang w:val="es-ES"/>
+        </w:rPr>
+        <w:t xml:space="preserve"> </w:t>
+      </w:r>
+      <w:proofErr w:type="spellStart"/>
+      <w:r>
+        <w:rPr>
+          <w:rFonts w:ascii="Arial Narrow" w:eastAsia="Cambria" w:hAnsi="Arial Narrow" w:cs="Calibri"/>
+          <w:b/>
+          <w:bCs/>
+          <w:sz w:val="32"/>
+          <w:szCs w:val="32"/>
+          <w:lang w:val="es-ES"/>
+        </w:rPr>
+        <w:t>Cryptographiques</w:t>
+      </w:r>
+      <w:proofErr w:type="spellEnd"/>
+    </w:p>
+    <w:p>
+      <w:pPr>
+        <w:spacing w:before="360" w:after="120"/>
+        <w:rPr>
+          <w:rFonts w:ascii="Arial Narrow" w:hAnsi="Arial Narrow" w:cs="Calibri"/>
+          <w:sz w:val="28"/>
+          <w:szCs w:val="28"/>
+          <w:lang w:val="es-ES"/>
+        </w:rPr>
+      </w:pPr>
+      <w:r>
+        <w:rPr>
+          <w:rFonts w:ascii="Arial Narrow" w:hAnsi="Arial Narrow" w:cs="Calibri"/>
+          <w:noProof/>
+          <w:sz w:val="28"/>
+          <w:szCs w:val="28"/>
+        </w:rPr>
+        <w:drawing>
+          <wp:anchor distT="0" distB="0" distL="114300" distR="114300" simplePos="0" relativeHeight="251664384" behindDoc="0" locked="0" layoutInCell="1" allowOverlap="1" wp14:anchorId="63074FAC" wp14:editId="70DB6CCE">
+            <wp:simplePos x="0" y="0"/>
+            <wp:positionH relativeFrom="page">
+              <wp:align>center</wp:align>
+            </wp:positionH>
+            <wp:positionV relativeFrom="paragraph">
+              <wp:posOffset>164465</wp:posOffset>
+            </wp:positionV>
+            <wp:extent cx="3105150" cy="742950"/>
+            <wp:effectExtent l="0" t="0" r="0" b="0"/>
+            <wp:wrapNone/>
+            <wp:docPr id="61" name="Picture 61"/>
+            <wp:cNvGraphicFramePr/>
+            <a:graphic xmlns:a="http://schemas.openxmlformats.org/drawingml/2006/main">
+              <a:graphicData uri="http://schemas.openxmlformats.org/drawingml/2006/picture">
+                <pic:pic xmlns:pic="http://schemas.openxmlformats.org/drawingml/2006/picture">
+                  <pic:nvPicPr>
+                    <pic:cNvPr id="61" name="Picture 61"/>
+                    <pic:cNvPicPr/>
+                  </pic:nvPicPr>
+                  <pic:blipFill>
+                    <a:blip r:embed="rId14">
+                      <a:extLst>
+                        <a:ext uri="{28A0092B-C50C-407E-A947-70E740481C1C}">
+                          <a14:useLocalDpi xmlns:a14="http://schemas.microsoft.com/office/drawing/2010/main" val="0"/>
+                        </a:ext>
+                      </a:extLst>
+                    </a:blip>
+                    <a:stretch>
+                      <a:fillRect/>
+                    </a:stretch>
+                  </pic:blipFill>
+                  <pic:spPr>
+                    <a:xfrm>
+                      <a:off x="0" y="0"/>
+                      <a:ext cx="3105150" cy="742950"/>
+                    </a:xfrm>
+                    <a:prstGeom prst="rect">
+                      <a:avLst/>
+                    </a:prstGeom>
+                  </pic:spPr>
+                </pic:pic>
+              </a:graphicData>
+            </a:graphic>
+          </wp:anchor>
+        </w:drawing>
+      </w:r>
+    </w:p>
+    <w:p>
+      <w:pPr>
+        <w:spacing w:before="360" w:after="120"/>
+        <w:rPr>
+          <w:rFonts w:ascii="Arial Narrow" w:hAnsi="Arial Narrow" w:cs="Calibri"/>
+          <w:sz w:val="28"/>
+          <w:szCs w:val="28"/>
+          <w:lang w:val="es-ES"/>
+        </w:rPr>
+      </w:pPr>
+    </w:p>
+    <w:p>
+      <w:pPr>
+        <w:spacing w:before="360" w:after="120"/>
+        <w:rPr>
+          <w:rFonts w:ascii="Arial Narrow" w:hAnsi="Arial Narrow" w:cs="Calibri"/>
+          <w:sz w:val="28"/>
+          <w:szCs w:val="28"/>
+          <w:lang w:val="es-ES"/>
+        </w:rPr>
+      </w:pPr>
+    </w:p>
+    <w:p>
+      <w:pPr>
+        <w:spacing w:before="360" w:after="120"/>
+        <w:rPr>
+          <w:rFonts w:ascii="Arial Narrow" w:hAnsi="Arial Narrow" w:cs="Calibri"/>
+          <w:b/>
+          <w:bCs/>
+          <w:sz w:val="28"/>
+          <w:szCs w:val="28"/>
+          <w:lang w:val="es-ES"/>
+        </w:rPr>
+      </w:pPr>
+      <w:proofErr w:type="spellStart"/>
+      <w:r>
+        <w:rPr>
+          <w:rFonts w:ascii="Arial Narrow" w:hAnsi="Arial Narrow" w:cs="Calibri"/>
+          <w:b/>
+          <w:bCs/>
+          <w:sz w:val="28"/>
+          <w:szCs w:val="28"/>
+          <w:lang w:val="es-ES"/>
+        </w:rPr>
+        <w:t>Réalisé</w:t>
+      </w:r>
+      <w:proofErr w:type="spellEnd"/>
+      <w:r>
+        <w:rPr>
+          <w:rFonts w:ascii="Arial Narrow" w:hAnsi="Arial Narrow" w:cs="Calibri"/>
+          <w:b/>
+          <w:bCs/>
+          <w:sz w:val="28"/>
+          <w:szCs w:val="28"/>
+          <w:lang w:val="es-ES"/>
+        </w:rPr>
+        <w:t xml:space="preserve"> </w:t>
+      </w:r>
+      <w:proofErr w:type="gramStart"/>
+      <w:r>
+        <w:rPr>
+          <w:rFonts w:ascii="Arial Narrow" w:hAnsi="Arial Narrow" w:cs="Calibri"/>
+          <w:b/>
+          <w:bCs/>
+          <w:sz w:val="28"/>
+          <w:szCs w:val="28"/>
+          <w:lang w:val="es-ES"/>
+        </w:rPr>
+        <w:t>par :</w:t>
+      </w:r>
+      <w:proofErr w:type="gramEnd"/>
+    </w:p>
+    <w:p>
+      <w:pPr>
+        <w:pStyle w:val="ListParagraph"/>
+        <w:numPr>
+          <w:ilvl w:val="0"/>
+          <w:numId w:val="5"/>
+        </w:numPr>
+        <w:spacing w:before="120" w:after="120"/>
+        <w:rPr>
+          <w:rFonts w:ascii="Arial Narrow" w:hAnsi="Arial Narrow" w:cs="Calibri"/>
+          <w:sz w:val="28"/>
+          <w:szCs w:val="28"/>
+          <w:lang w:val="es-ES"/>
+        </w:rPr>
+      </w:pPr>
+      <w:r>
+        <w:rPr>
+          <w:rFonts w:ascii="Arial Narrow" w:hAnsi="Arial Narrow" w:cs="Calibri"/>
+          <w:sz w:val="28"/>
+          <w:szCs w:val="28"/>
+          <w:lang w:val="es-ES"/>
+        </w:rPr>
+        <w:t xml:space="preserve">Oussama </w:t>
+      </w:r>
+      <w:r>
+        <w:rPr>
+          <w:rFonts w:ascii="Arial Narrow" w:hAnsi="Arial Narrow" w:cs="Calibri"/>
+          <w:sz w:val="28"/>
+          <w:szCs w:val="28"/>
+          <w:lang w:val="es-ES"/>
+        </w:rPr>
+        <w:t>B</w:t>
+      </w:r>
+      <w:r>
+        <w:rPr>
+          <w:rFonts w:ascii="Arial Narrow" w:hAnsi="Arial Narrow" w:cs="Calibri"/>
+          <w:sz w:val="28"/>
+          <w:szCs w:val="28"/>
+          <w:lang w:val="es-ES"/>
+        </w:rPr>
+        <w:t>alti</w:t>
+      </w:r>
+    </w:p>
+    <w:p>
+      <w:pPr>
+        <w:pStyle w:val="ListParagraph"/>
+        <w:numPr>
+          <w:ilvl w:val="0"/>
+          <w:numId w:val="5"/>
+        </w:numPr>
+        <w:spacing w:after="162" w:line="259" w:lineRule="auto"/>
+        <w:rPr>
+          <w:rFonts w:ascii="Arial Narrow" w:hAnsi="Arial Narrow" w:cs="Calibri"/>
+          <w:sz w:val="28"/>
+          <w:szCs w:val="28"/>
+        </w:rPr>
+      </w:pPr>
+      <w:proofErr w:type="spellStart"/>
+      <w:r>
+        <w:rPr>
+          <w:rFonts w:ascii="Arial Narrow" w:eastAsia="Cambria" w:hAnsi="Arial Narrow" w:cs="Calibri"/>
+          <w:sz w:val="28"/>
+          <w:szCs w:val="28"/>
+        </w:rPr>
+        <w:t>Touaiti</w:t>
+      </w:r>
+      <w:proofErr w:type="spellEnd"/>
+      <w:r>
+        <w:rPr>
+          <w:rFonts w:ascii="Arial Narrow" w:eastAsia="Cambria" w:hAnsi="Arial Narrow" w:cs="Calibri"/>
+          <w:sz w:val="28"/>
+          <w:szCs w:val="28"/>
+        </w:rPr>
+        <w:t xml:space="preserve"> Yassin </w:t>
+      </w:r>
+    </w:p>
+    <w:p>
+      <w:pPr>
+        <w:spacing w:before="120" w:after="120"/>
+        <w:ind w:firstLine="720"/>
+        <w:rPr>
+          <w:rFonts w:ascii="Arial Narrow" w:hAnsi="Arial Narrow" w:cs="Calibri"/>
+          <w:sz w:val="28"/>
+          <w:szCs w:val="28"/>
+          <w:lang w:val="es-ES"/>
+        </w:rPr>
+      </w:pPr>
+    </w:p>
+    <w:p>
+      <w:pPr>
+        <w:spacing w:before="120" w:after="120"/>
+        <w:rPr>
+          <w:rFonts w:ascii="Arial Narrow" w:hAnsi="Arial Narrow" w:cs="Calibri"/>
+          <w:sz w:val="28"/>
+          <w:szCs w:val="28"/>
+          <w:lang w:val="es-ES"/>
+        </w:rPr>
+      </w:pPr>
+    </w:p>
+    <w:p>
+      <w:pPr>
+        <w:spacing w:before="360" w:after="120"/>
+        <w:rPr>
+          <w:rFonts w:ascii="Arial Narrow" w:hAnsi="Arial Narrow" w:cs="Calibri"/>
+          <w:b/>
+          <w:bCs/>
+          <w:sz w:val="28"/>
+          <w:szCs w:val="28"/>
+          <w:lang w:val="es-ES"/>
+        </w:rPr>
+      </w:pPr>
+      <w:proofErr w:type="spellStart"/>
+      <w:r>
+        <w:rPr>
+          <w:rFonts w:ascii="Arial Narrow" w:hAnsi="Arial Narrow" w:cs="Calibri"/>
+          <w:b/>
+          <w:bCs/>
+          <w:sz w:val="28"/>
+          <w:szCs w:val="28"/>
+          <w:lang w:val="es-ES"/>
+        </w:rPr>
+        <w:t>Encadré</w:t>
+      </w:r>
+      <w:proofErr w:type="spellEnd"/>
+      <w:r>
+        <w:rPr>
+          <w:rFonts w:ascii="Arial Narrow" w:hAnsi="Arial Narrow" w:cs="Calibri"/>
+          <w:b/>
+          <w:bCs/>
+          <w:sz w:val="28"/>
+          <w:szCs w:val="28"/>
+          <w:lang w:val="es-ES"/>
+        </w:rPr>
+        <w:t xml:space="preserve"> </w:t>
+      </w:r>
+      <w:proofErr w:type="gramStart"/>
+      <w:r>
+        <w:rPr>
+          <w:rFonts w:ascii="Arial Narrow" w:hAnsi="Arial Narrow" w:cs="Calibri"/>
+          <w:b/>
+          <w:bCs/>
+          <w:sz w:val="28"/>
+          <w:szCs w:val="28"/>
+          <w:lang w:val="es-ES"/>
+        </w:rPr>
+        <w:t>par :</w:t>
+      </w:r>
+      <w:proofErr w:type="gramEnd"/>
+    </w:p>
+    <w:p>
+      <w:pPr>
+        <w:pStyle w:val="ListParagraph"/>
+        <w:numPr>
+          <w:ilvl w:val="0"/>
+          <w:numId w:val="3"/>
+        </w:numPr>
+        <w:spacing w:before="120" w:after="120"/>
+        <w:rPr>
+          <w:rFonts w:ascii="Arial Narrow" w:eastAsia="Cambria" w:hAnsi="Arial Narrow" w:cs="Calibri"/>
+          <w:sz w:val="28"/>
+          <w:szCs w:val="28"/>
+        </w:rPr>
+      </w:pPr>
+      <w:proofErr w:type="spellStart"/>
+      <w:r>
+        <w:rPr>
+          <w:rFonts w:ascii="Arial Narrow" w:hAnsi="Arial Narrow" w:cs="Calibri"/>
+          <w:b/>
+          <w:bCs/>
+          <w:sz w:val="28"/>
+          <w:szCs w:val="28"/>
+        </w:rPr>
+        <w:t>Encadrant</w:t>
+      </w:r>
+      <w:proofErr w:type="spellEnd"/>
+      <w:r>
+        <w:rPr>
+          <w:rFonts w:ascii="Arial Narrow" w:hAnsi="Arial Narrow" w:cs="Calibri"/>
+          <w:b/>
+          <w:bCs/>
+          <w:sz w:val="28"/>
+          <w:szCs w:val="28"/>
+        </w:rPr>
+        <w:t xml:space="preserve"> </w:t>
+      </w:r>
+      <w:proofErr w:type="spellStart"/>
+      <w:r>
+        <w:rPr>
+          <w:rFonts w:ascii="Arial Narrow" w:hAnsi="Arial Narrow" w:cs="Calibri"/>
+          <w:b/>
+          <w:bCs/>
+          <w:sz w:val="28"/>
+          <w:szCs w:val="28"/>
+        </w:rPr>
+        <w:t>professionnel</w:t>
+      </w:r>
+      <w:proofErr w:type="spellEnd"/>
+      <w:r>
+        <w:rPr>
+          <w:rFonts w:ascii="Arial Narrow" w:hAnsi="Arial Narrow" w:cs="Calibri"/>
+          <w:sz w:val="28"/>
+          <w:szCs w:val="28"/>
+        </w:rPr>
+        <w:tab/>
+      </w:r>
+      <w:r>
+        <w:rPr>
+          <w:rFonts w:ascii="Arial Narrow" w:hAnsi="Arial Narrow" w:cs="Calibri"/>
+          <w:sz w:val="28"/>
+          <w:szCs w:val="28"/>
+        </w:rPr>
+        <w:t xml:space="preserve">: </w:t>
+      </w:r>
+      <w:r>
+        <w:rPr>
+          <w:rFonts w:ascii="Arial Narrow" w:eastAsia="Cambria" w:hAnsi="Arial Narrow" w:cs="Calibri"/>
+          <w:sz w:val="28"/>
+          <w:szCs w:val="28"/>
+        </w:rPr>
+        <w:t xml:space="preserve">Mr. </w:t>
+      </w:r>
+      <w:proofErr w:type="spellStart"/>
+      <w:r>
+        <w:rPr>
+          <w:rFonts w:ascii="Arial Narrow" w:eastAsia="Cambria" w:hAnsi="Arial Narrow" w:cs="Calibri"/>
+          <w:sz w:val="28"/>
+          <w:szCs w:val="28"/>
+        </w:rPr>
+        <w:t>SaadEddine</w:t>
+      </w:r>
+      <w:proofErr w:type="spellEnd"/>
+      <w:r>
+        <w:rPr>
+          <w:rFonts w:ascii="Arial Narrow" w:eastAsia="Cambria" w:hAnsi="Arial Narrow" w:cs="Calibri"/>
+          <w:sz w:val="28"/>
+          <w:szCs w:val="28"/>
+        </w:rPr>
+        <w:t xml:space="preserve"> Khemiri</w:t>
+      </w:r>
+    </w:p>
+    <w:p>
+      <w:pPr>
+        <w:pStyle w:val="ListParagraph"/>
+        <w:numPr>
+          <w:ilvl w:val="0"/>
+          <w:numId w:val="3"/>
+        </w:numPr>
+        <w:spacing w:before="120" w:after="120"/>
+        <w:rPr>
+          <w:rFonts w:ascii="Arial Narrow" w:eastAsia="Cambria" w:hAnsi="Arial Narrow" w:cs="Calibri"/>
+          <w:sz w:val="28"/>
+          <w:szCs w:val="28"/>
+          <w:lang w:val="es-ES"/>
+        </w:rPr>
+      </w:pPr>
+      <w:proofErr w:type="spellStart"/>
+      <w:r>
+        <w:rPr>
+          <w:rFonts w:ascii="Arial Narrow" w:eastAsia="Cambria" w:hAnsi="Arial Narrow" w:cs="Calibri"/>
+          <w:b/>
+          <w:bCs/>
+          <w:sz w:val="28"/>
+          <w:szCs w:val="28"/>
+          <w:lang w:val="es-ES"/>
+        </w:rPr>
+        <w:t>Encadrant</w:t>
+      </w:r>
+      <w:proofErr w:type="spellEnd"/>
+      <w:r>
+        <w:rPr>
+          <w:rFonts w:ascii="Arial Narrow" w:eastAsia="Cambria" w:hAnsi="Arial Narrow" w:cs="Calibri"/>
+          <w:b/>
+          <w:bCs/>
+          <w:sz w:val="28"/>
+          <w:szCs w:val="28"/>
+          <w:lang w:val="es-ES"/>
+        </w:rPr>
+        <w:t xml:space="preserve"> académique</w:t>
+      </w:r>
+      <w:r>
+        <w:rPr>
+          <w:rFonts w:ascii="Arial Narrow" w:eastAsia="Cambria" w:hAnsi="Arial Narrow" w:cs="Calibri"/>
+          <w:sz w:val="28"/>
+          <w:szCs w:val="28"/>
+          <w:lang w:val="es-ES"/>
+        </w:rPr>
+        <w:tab/>
+        <w:t>:</w:t>
+      </w:r>
+      <w:r>
+        <w:rPr>
+          <w:rFonts w:ascii="Arial Narrow" w:eastAsia="Cambria" w:hAnsi="Arial Narrow" w:cs="Calibri"/>
+          <w:sz w:val="28"/>
+          <w:szCs w:val="28"/>
+          <w:lang w:val="es-ES"/>
+        </w:rPr>
+        <w:t xml:space="preserve"> Mr. </w:t>
+      </w:r>
+      <w:r>
+        <w:rPr>
+          <w:rFonts w:ascii="Arial Narrow" w:eastAsia="Cambria" w:hAnsi="Arial Narrow" w:cs="Calibri"/>
+          <w:sz w:val="28"/>
+          <w:szCs w:val="28"/>
+          <w:lang w:val="es-ES"/>
+        </w:rPr>
+        <w:t>Faouzi Mhamdi</w:t>
+      </w:r>
+    </w:p>
+    <w:p>
+      <w:pPr>
+        <w:pStyle w:val="ListParagraph"/>
+        <w:numPr>
+          <w:ilvl w:val="0"/>
+          <w:numId w:val="3"/>
+        </w:numPr>
+        <w:spacing w:before="120" w:after="120"/>
+        <w:rPr>
+          <w:rFonts w:ascii="Arial Narrow" w:hAnsi="Arial Narrow" w:cs="Calibri"/>
+          <w:sz w:val="28"/>
+          <w:szCs w:val="28"/>
+          <w:lang w:val="es-ES"/>
+        </w:rPr>
+      </w:pPr>
+      <w:proofErr w:type="spellStart"/>
+      <w:r>
+        <w:rPr>
+          <w:rFonts w:ascii="Arial Narrow" w:hAnsi="Arial Narrow" w:cs="Calibri"/>
+          <w:b/>
+          <w:bCs/>
+          <w:sz w:val="28"/>
+          <w:szCs w:val="28"/>
+          <w:lang w:val="es-ES"/>
+        </w:rPr>
+        <w:t>Organisme</w:t>
+      </w:r>
+      <w:proofErr w:type="spellEnd"/>
+      <w:r>
+        <w:rPr>
+          <w:rFonts w:ascii="Arial Narrow" w:hAnsi="Arial Narrow" w:cs="Calibri"/>
+          <w:b/>
+          <w:bCs/>
+          <w:sz w:val="28"/>
+          <w:szCs w:val="28"/>
+          <w:lang w:val="es-ES"/>
+        </w:rPr>
+        <w:t xml:space="preserve"> </w:t>
+      </w:r>
+      <w:proofErr w:type="spellStart"/>
+      <w:r>
+        <w:rPr>
+          <w:rFonts w:ascii="Arial Narrow" w:hAnsi="Arial Narrow" w:cs="Calibri"/>
+          <w:b/>
+          <w:bCs/>
+          <w:sz w:val="28"/>
+          <w:szCs w:val="28"/>
+          <w:lang w:val="es-ES"/>
+        </w:rPr>
+        <w:t>d’accueil</w:t>
+      </w:r>
+      <w:proofErr w:type="spellEnd"/>
+      <w:r>
+        <w:rPr>
+          <w:rFonts w:ascii="Arial Narrow" w:hAnsi="Arial Narrow" w:cs="Calibri"/>
+          <w:sz w:val="28"/>
+          <w:szCs w:val="28"/>
+          <w:lang w:val="es-ES"/>
+        </w:rPr>
+        <w:t> </w:t>
+      </w:r>
+      <w:r>
+        <w:rPr>
+          <w:rFonts w:ascii="Arial Narrow" w:hAnsi="Arial Narrow" w:cs="Calibri"/>
+          <w:sz w:val="28"/>
+          <w:szCs w:val="28"/>
+          <w:lang w:val="es-ES"/>
+        </w:rPr>
+        <w:tab/>
+      </w:r>
+      <w:r>
+        <w:rPr>
+          <w:rFonts w:ascii="Arial Narrow" w:hAnsi="Arial Narrow" w:cs="Calibri"/>
+          <w:sz w:val="28"/>
+          <w:szCs w:val="28"/>
+          <w:lang w:val="es-ES"/>
+        </w:rPr>
+        <w:t xml:space="preserve">: </w:t>
+      </w:r>
+      <w:proofErr w:type="spellStart"/>
+      <w:r>
+        <w:rPr>
+          <w:rFonts w:ascii="Arial Narrow" w:eastAsia="Cambria" w:hAnsi="Arial Narrow" w:cs="Calibri"/>
+          <w:sz w:val="28"/>
+          <w:szCs w:val="28"/>
+          <w:lang w:val="es-ES"/>
+        </w:rPr>
+        <w:t>MajestEYE</w:t>
+      </w:r>
+      <w:proofErr w:type="spellEnd"/>
+      <w:r>
+        <w:rPr>
+          <w:rFonts w:ascii="Arial Narrow" w:eastAsia="Cambria" w:hAnsi="Arial Narrow" w:cs="Calibri"/>
+          <w:sz w:val="28"/>
+          <w:szCs w:val="28"/>
+          <w:lang w:val="es-ES"/>
+        </w:rPr>
+        <w:t xml:space="preserve">, </w:t>
+      </w:r>
+      <w:proofErr w:type="spellStart"/>
+      <w:r>
+        <w:rPr>
+          <w:rFonts w:ascii="Arial Narrow" w:eastAsia="Cambria" w:hAnsi="Arial Narrow" w:cs="Calibri"/>
+          <w:sz w:val="28"/>
+          <w:szCs w:val="28"/>
+          <w:lang w:val="es-ES"/>
+        </w:rPr>
+        <w:t>Jendouba</w:t>
+      </w:r>
+      <w:proofErr w:type="spellEnd"/>
+    </w:p>
+    <w:p>
+      <w:pPr>
+        <w:spacing w:before="120" w:after="120"/>
+        <w:rPr>
+          <w:rFonts w:ascii="Arial Narrow" w:hAnsi="Arial Narrow" w:cs="Calibri"/>
+          <w:sz w:val="28"/>
+          <w:szCs w:val="28"/>
+          <w:lang w:val="es-ES"/>
+        </w:rPr>
+      </w:pPr>
+    </w:p>
+    <w:p>
+      <w:pPr>
+        <w:spacing w:before="480" w:after="120"/>
         <w:jc w:val="center"/>
-      </w:pPr>
-      <w:r>
-        <w:rPr>
+        <w:rPr>
+          <w:rFonts w:ascii="Bahnschrift SemiCondensed" w:hAnsi="Bahnschrift SemiCondensed"/>
+          <w:sz w:val="28"/>
+          <w:szCs w:val="28"/>
+        </w:rPr>
+      </w:pPr>
+    </w:p>
+    <w:p>
+      <w:pPr>
+        <w:spacing w:after="623" w:line="259" w:lineRule="auto"/>
+        <w:ind w:left="1"/>
+        <w:jc w:val="center"/>
+        <w:rPr>
+          <w:rFonts w:ascii="Arial Black" w:hAnsi="Arial Black"/>
+        </w:rPr>
+      </w:pPr>
+      <w:r>
+        <w:rPr>
+          <w:rFonts w:ascii="Arial Black" w:eastAsia="Cambria" w:hAnsi="Arial Black" w:cs="Cambria"/>
           <w:sz w:val="22"/>
-          <w:szCs w:val="22"/>
-        </w:rPr>
-        <w:t>Academic year: 2024–2025</w:t>
-      </w:r>
-    </w:p>
-    <w:p>
-      <w:r>
-        <w:br w:type="page"/>
-      </w:r>
+        </w:rPr>
+        <w:t xml:space="preserve">Period: July 28, 2025 to August 28, 2025 </w:t>
+      </w:r>
+    </w:p>
+    <w:p>
+      <w:pPr>
+        <w:spacing w:before="480" w:after="120"/>
+        <w:jc w:val="center"/>
+      </w:pPr>
+    </w:p>
+    <w:p>
+      <w:pPr>
+        <w:spacing w:before="480" w:after="120"/>
+        <w:jc w:val="center"/>
+      </w:pPr>
     </w:p>
     <w:p>
       <w:pPr>
@@ -4263,7 +5303,6 @@
         <w:alias w:val="Table des matières"/>
         <w:id w:val="1372957931"/>
       </w:sdtPr>
-      <w:sdtEndPr/>
       <w:sdtContent>
         <w:p>
           <w:pPr>
@@ -9597,9 +10636,6 @@
       <w:pPr>
         <w:spacing w:before="240" w:after="280"/>
         <w:jc w:val="center"/>
-        <w:rPr>
-          <w:lang w:val="es-ES"/>
-        </w:rPr>
       </w:pPr>
       <w:r>
         <w:rPr>
@@ -9619,17 +10655,11 @@
           <w:bottom w:val="single" w:sz="6" w:space="1" w:color="1F4E79"/>
         </w:pBdr>
         <w:spacing w:after="140"/>
-        <w:rPr>
-          <w:lang w:val="es-ES"/>
-        </w:rPr>
       </w:pPr>
     </w:p>
     <w:p>
       <w:pPr>
         <w:spacing w:after="120"/>
-        <w:rPr>
-          <w:lang w:val="es-ES"/>
-        </w:rPr>
       </w:pPr>
     </w:p>
     <w:p>
@@ -9746,9 +10776,6 @@
     <w:p>
       <w:pPr>
         <w:pStyle w:val="Heading2"/>
-        <w:rPr>
-          <w:lang w:val="es-ES"/>
-        </w:rPr>
       </w:pPr>
       <w:bookmarkStart w:id="1" w:name="_Toc230916300"/>
       <w:r>
@@ -10532,9 +11559,6 @@
     <w:p>
       <w:pPr>
         <w:pStyle w:val="Heading2"/>
-        <w:rPr>
-          <w:lang w:val="es-ES"/>
-        </w:rPr>
       </w:pPr>
       <w:bookmarkStart w:id="5" w:name="_Toc230916304"/>
       <w:r>
@@ -10554,13 +11578,18 @@
     <w:p>
       <w:pPr>
         <w:pStyle w:val="Heading2"/>
-        <w:rPr>
-          <w:lang w:val="es-ES"/>
-        </w:rPr>
       </w:pPr>
       <w:bookmarkStart w:id="6" w:name="_Toc230916305"/>
       <w:r>
-        <w:t>1.5 Proposed Solution: Maskan Platform</w:t>
+        <w:t xml:space="preserve">1.5 Proposed Solution: </w:t>
+      </w:r>
+      <w:proofErr w:type="spellStart"/>
+      <w:r>
+        <w:t>Maskan</w:t>
+      </w:r>
+      <w:proofErr w:type="spellEnd"/>
+      <w:r>
+        <w:t xml:space="preserve"> Platform</w:t>
       </w:r>
       <w:bookmarkEnd w:id="6"/>
     </w:p>
@@ -10569,8 +11598,13 @@
         <w:spacing w:after="160" w:line="360" w:lineRule="auto"/>
         <w:jc w:val="both"/>
       </w:pPr>
-      <w:r>
-        <w:t>Maskan addresses the identified gaps by articulating its value proposition around six fundamental pillars:</w:t>
+      <w:proofErr w:type="spellStart"/>
+      <w:r>
+        <w:t>Maskan</w:t>
+      </w:r>
+      <w:proofErr w:type="spellEnd"/>
+      <w:r>
+        <w:t xml:space="preserve"> addresses the identified gaps by articulating its value proposition around six fundamental pillars:</w:t>
       </w:r>
     </w:p>
     <w:p>
@@ -11364,9 +12398,6 @@
     <w:p>
       <w:pPr>
         <w:pStyle w:val="Heading2"/>
-        <w:rPr>
-          <w:lang w:val="es-ES"/>
-        </w:rPr>
       </w:pPr>
       <w:bookmarkStart w:id="10" w:name="_Toc230916309"/>
       <w:r>
@@ -11653,7 +12684,15 @@
         <w:jc w:val="both"/>
       </w:pPr>
       <w:r>
-        <w:t xml:space="preserve">QR payment and escrow: CARD/CASH checkout, intent simulation, checkInSecretCode UUID generation, </w:t>
+        <w:t xml:space="preserve">QR payment and escrow: CARD/CASH checkout, intent simulation, </w:t>
+      </w:r>
+      <w:proofErr w:type="spellStart"/>
+      <w:r>
+        <w:t>checkInSecretCode</w:t>
+      </w:r>
+      <w:proofErr w:type="spellEnd"/>
+      <w:r>
+        <w:t xml:space="preserve"> UUID generation, </w:t>
       </w:r>
       <w:proofErr w:type="spellStart"/>
       <w:r>
@@ -20628,7 +21667,23 @@
                 <w:sz w:val="22"/>
                 <w:szCs w:val="22"/>
               </w:rPr>
-              <w:t xml:space="preserve">1. Guest requests the OTP via POST /api/verifications/email/send-otp. 2. Backend generates a digital OTP, stores it as a String (preservation of initial zeros) with expiration 15 min. 3. HTML email with OTP sent via Spring Mail. 4. Guest enters the received OTP and submits POST /api/verifications/email/verify-otp. 5. Backend validates the code and expiration. 6. emailVerified = true, </w:t>
+              <w:t xml:space="preserve">1. Guest requests the OTP via POST /api/verifications/email/send-otp. 2. Backend generates a digital OTP, stores it as a String (preservation of initial zeros) with expiration 15 min. 3. HTML email with OTP sent via Spring Mail. 4. Guest enters the received OTP and submits POST /api/verifications/email/verify-otp. 5. Backend validates the code and expiration. 6. </w:t>
+            </w:r>
+            <w:proofErr w:type="spellStart"/>
+            <w:r>
+              <w:rPr>
+                <w:sz w:val="22"/>
+                <w:szCs w:val="22"/>
+              </w:rPr>
+              <w:t>emailVerified</w:t>
+            </w:r>
+            <w:proofErr w:type="spellEnd"/>
+            <w:r>
+              <w:rPr>
+                <w:sz w:val="22"/>
+                <w:szCs w:val="22"/>
+              </w:rPr>
+              <w:t xml:space="preserve"> = true, </w:t>
             </w:r>
             <w:proofErr w:type="spellStart"/>
             <w:r>
@@ -20776,7 +21831,27 @@
           <w:sz w:val="20"/>
           <w:szCs w:val="20"/>
         </w:rPr>
-        <w:t xml:space="preserve">Figure 3.2 – Sequence Diagram — Register: User → Frontend → AuthController → </w:t>
+        <w:t xml:space="preserve">Figure 3.2 – Sequence Diagram — Register: User → Frontend → </w:t>
+      </w:r>
+      <w:proofErr w:type="spellStart"/>
+      <w:r>
+        <w:rPr>
+          <w:b/>
+          <w:bCs/>
+          <w:sz w:val="20"/>
+          <w:szCs w:val="20"/>
+        </w:rPr>
+        <w:t>AuthController</w:t>
+      </w:r>
+      <w:proofErr w:type="spellEnd"/>
+      <w:r>
+        <w:rPr>
+          <w:b/>
+          <w:bCs/>
+          <w:sz w:val="20"/>
+          <w:szCs w:val="20"/>
+        </w:rPr>
+        <w:t xml:space="preserve"> → </w:t>
       </w:r>
       <w:proofErr w:type="spellStart"/>
       <w:r>
@@ -20845,7 +21920,27 @@
           <w:sz w:val="20"/>
           <w:szCs w:val="20"/>
         </w:rPr>
-        <w:t xml:space="preserve">Figure 3.3 – Sequence Diagram — Connect: User → Frontend → AuthController → </w:t>
+        <w:t xml:space="preserve">Figure 3.3 – Sequence Diagram — Connect: User → Frontend → </w:t>
+      </w:r>
+      <w:proofErr w:type="spellStart"/>
+      <w:r>
+        <w:rPr>
+          <w:b/>
+          <w:bCs/>
+          <w:sz w:val="20"/>
+          <w:szCs w:val="20"/>
+        </w:rPr>
+        <w:t>AuthController</w:t>
+      </w:r>
+      <w:proofErr w:type="spellEnd"/>
+      <w:r>
+        <w:rPr>
+          <w:b/>
+          <w:bCs/>
+          <w:sz w:val="20"/>
+          <w:szCs w:val="20"/>
+        </w:rPr>
+        <w:t xml:space="preserve"> → </w:t>
       </w:r>
       <w:proofErr w:type="spellStart"/>
       <w:r>
@@ -23650,9 +24745,6 @@
     <w:p>
       <w:pPr>
         <w:pStyle w:val="Heading2"/>
-        <w:rPr>
-          <w:lang w:val="es-ES"/>
-        </w:rPr>
       </w:pPr>
       <w:bookmarkStart w:id="53" w:name="_Toc230916352"/>
       <w:r>
@@ -23989,7 +25081,39 @@
                 <w:sz w:val="22"/>
                 <w:szCs w:val="22"/>
               </w:rPr>
-              <w:t xml:space="preserve">API POST /bookings/{id}/verify-checkin, {secretCode} validation, </w:t>
+              <w:t>API POST /bookings/{id}/verify-</w:t>
+            </w:r>
+            <w:proofErr w:type="spellStart"/>
+            <w:r>
+              <w:rPr>
+                <w:sz w:val="22"/>
+                <w:szCs w:val="22"/>
+              </w:rPr>
+              <w:t>checkin</w:t>
+            </w:r>
+            <w:proofErr w:type="spellEnd"/>
+            <w:r>
+              <w:rPr>
+                <w:sz w:val="22"/>
+                <w:szCs w:val="22"/>
+              </w:rPr>
+              <w:t>, {</w:t>
+            </w:r>
+            <w:proofErr w:type="spellStart"/>
+            <w:r>
+              <w:rPr>
+                <w:sz w:val="22"/>
+                <w:szCs w:val="22"/>
+              </w:rPr>
+              <w:t>secretCode</w:t>
+            </w:r>
+            <w:proofErr w:type="spellEnd"/>
+            <w:r>
+              <w:rPr>
+                <w:sz w:val="22"/>
+                <w:szCs w:val="22"/>
+              </w:rPr>
+              <w:t xml:space="preserve">} validation, </w:t>
             </w:r>
             <w:proofErr w:type="spellStart"/>
             <w:r>
@@ -31325,7 +32449,23 @@
                 <w:sz w:val="22"/>
                 <w:szCs w:val="22"/>
               </w:rPr>
-              <w:t xml:space="preserve">id, name, email, password (BCrypt), role (ADMIN/HOST/GUEST), banned, emailVerified, </w:t>
+              <w:t xml:space="preserve">id, name, email, password (BCrypt), role (ADMIN/HOST/GUEST), banned, </w:t>
+            </w:r>
+            <w:proofErr w:type="spellStart"/>
+            <w:r>
+              <w:rPr>
+                <w:sz w:val="22"/>
+                <w:szCs w:val="22"/>
+              </w:rPr>
+              <w:t>emailVerified</w:t>
+            </w:r>
+            <w:proofErr w:type="spellEnd"/>
+            <w:r>
+              <w:rPr>
+                <w:sz w:val="22"/>
+                <w:szCs w:val="22"/>
+              </w:rPr>
+              <w:t xml:space="preserve">, </w:t>
             </w:r>
             <w:proofErr w:type="spellStart"/>
             <w:r>
@@ -31665,7 +32805,71 @@
                 <w:sz w:val="22"/>
                 <w:szCs w:val="22"/>
               </w:rPr>
-              <w:t xml:space="preserve">id, listingId, guestId, checkInDate, checkOutDate, status (PENDING/CONFIRMED/AWAITING_PAYMENT/PAID_AWAITING_CHECKIN/COMPLETED/CANCELLED/REJECTED), </w:t>
+              <w:t xml:space="preserve">id, </w:t>
+            </w:r>
+            <w:proofErr w:type="spellStart"/>
+            <w:r>
+              <w:rPr>
+                <w:sz w:val="22"/>
+                <w:szCs w:val="22"/>
+              </w:rPr>
+              <w:t>listingId</w:t>
+            </w:r>
+            <w:proofErr w:type="spellEnd"/>
+            <w:r>
+              <w:rPr>
+                <w:sz w:val="22"/>
+                <w:szCs w:val="22"/>
+              </w:rPr>
+              <w:t xml:space="preserve">, </w:t>
+            </w:r>
+            <w:proofErr w:type="spellStart"/>
+            <w:r>
+              <w:rPr>
+                <w:sz w:val="22"/>
+                <w:szCs w:val="22"/>
+              </w:rPr>
+              <w:t>guestId</w:t>
+            </w:r>
+            <w:proofErr w:type="spellEnd"/>
+            <w:r>
+              <w:rPr>
+                <w:sz w:val="22"/>
+                <w:szCs w:val="22"/>
+              </w:rPr>
+              <w:t xml:space="preserve">, </w:t>
+            </w:r>
+            <w:proofErr w:type="spellStart"/>
+            <w:r>
+              <w:rPr>
+                <w:sz w:val="22"/>
+                <w:szCs w:val="22"/>
+              </w:rPr>
+              <w:t>checkInDate</w:t>
+            </w:r>
+            <w:proofErr w:type="spellEnd"/>
+            <w:r>
+              <w:rPr>
+                <w:sz w:val="22"/>
+                <w:szCs w:val="22"/>
+              </w:rPr>
+              <w:t xml:space="preserve">, </w:t>
+            </w:r>
+            <w:proofErr w:type="spellStart"/>
+            <w:r>
+              <w:rPr>
+                <w:sz w:val="22"/>
+                <w:szCs w:val="22"/>
+              </w:rPr>
+              <w:t>checkOutDate</w:t>
+            </w:r>
+            <w:proofErr w:type="spellEnd"/>
+            <w:r>
+              <w:rPr>
+                <w:sz w:val="22"/>
+                <w:szCs w:val="22"/>
+              </w:rPr>
+              <w:t xml:space="preserve">, status (PENDING/CONFIRMED/AWAITING_PAYMENT/PAID_AWAITING_CHECKIN/COMPLETED/CANCELLED/REJECTED), </w:t>
             </w:r>
             <w:proofErr w:type="spellStart"/>
             <w:r>
@@ -32173,13 +33377,22 @@
               </w:rPr>
               <w:t xml:space="preserve">id, userId, status (PENDING/APPROVED/REJECTED), </w:t>
             </w:r>
+            <w:proofErr w:type="spellStart"/>
             <w:proofErr w:type="gramStart"/>
             <w:r>
               <w:rPr>
                 <w:sz w:val="22"/>
                 <w:szCs w:val="22"/>
               </w:rPr>
-              <w:t>governmentIdFiles[</w:t>
+              <w:t>governmentIdFiles</w:t>
+            </w:r>
+            <w:proofErr w:type="spellEnd"/>
+            <w:r>
+              <w:rPr>
+                <w:sz w:val="22"/>
+                <w:szCs w:val="22"/>
+              </w:rPr>
+              <w:t>[</w:t>
             </w:r>
             <w:proofErr w:type="gramEnd"/>
             <w:r>
@@ -34214,8 +35427,8 @@
     </w:tbl>
     <w:p/>
     <w:sectPr>
-      <w:headerReference w:type="default" r:id="rId11"/>
-      <w:footerReference w:type="default" r:id="rId12"/>
+      <w:headerReference w:type="default" r:id="rId15"/>
+      <w:footerReference w:type="default" r:id="rId16"/>
       <w:pgSz w:w="11906" w:h="16838"/>
       <w:pgMar w:top="1440" w:right="1440" w:bottom="1440" w:left="1800" w:header="708" w:footer="708" w:gutter="0"/>
       <w:pgNumType w:start="0"/>
@@ -34349,6 +35562,32 @@
 
 <file path=word/numbering.xml><?xml version="1.0" encoding="utf-8"?>
 <w:numbering xmlns:wpc="http://schemas.microsoft.com/office/word/2010/wordprocessingCanvas" xmlns:cx="http://schemas.microsoft.com/office/drawing/2014/chartex" xmlns:cx1="http://schemas.microsoft.com/office/drawing/2015/9/8/chartex" xmlns:cx2="http://schemas.microsoft.com/office/drawing/2015/10/21/chartex" xmlns:cx3="http://schemas.microsoft.com/office/drawing/2016/5/9/chartex" xmlns:cx4="http://schemas.microsoft.com/office/drawing/2016/5/10/chartex" xmlns:cx5="http://schemas.microsoft.com/office/drawing/2016/5/11/chartex" xmlns:cx6="http://schemas.microsoft.com/office/drawing/2016/5/12/chartex" xmlns:cx7="http://schemas.microsoft.com/office/drawing/2016/5/13/chartex" xmlns:cx8="http://schemas.microsoft.com/office/drawing/2016/5/14/chartex" xmlns:mc="http://schemas.openxmlformats.org/markup-compatibility/2006" xmlns:aink="http://schemas.microsoft.com/office/drawing/2016/ink" xmlns:am3d="http://schemas.microsoft.com/office/drawing/2017/model3d" xmlns:o="urn:schemas-microsoft-com:office:office" xmlns:oel="http://schemas.microsoft.com/office/2019/extlst" xmlns:r="http://schemas.openxmlformats.org/officeDocument/2006/relationships" xmlns:m="http://schemas.openxmlformats.org/officeDocument/2006/math" xmlns:v="urn:schemas-microsoft-com:vml" xmlns:wp14="http://schemas.microsoft.com/office/word/2010/wordprocessingDrawing" xmlns:wp="http://schemas.openxmlformats.org/drawingml/2006/wordprocessingDrawing" xmlns:w10="urn:schemas-microsoft-com:office:word" xmlns:w="http://schemas.openxmlformats.org/wordprocessingml/2006/main" xmlns:w14="http://schemas.microsoft.com/office/word/2010/wordml" xmlns:w15="http://schemas.microsoft.com/office/word/2012/wordml" xmlns:w16cex="http://schemas.microsoft.com/office/word/2018/wordml/cex" xmlns:w16cid="http://schemas.microsoft.com/office/word/2016/wordml/cid" xmlns:w16="http://schemas.microsoft.com/office/word/2018/wordml" xmlns:w16du="http://schemas.microsoft.com/office/word/2023/wordml/word16du" xmlns:w16sdtdh="http://schemas.microsoft.com/office/word/2020/wordml/sdtdatahash" xmlns:w16sdtfl="http://schemas.microsoft.com/office/word/2024/wordml/sdtformatlock" xmlns:w16se="http://schemas.microsoft.com/office/word/2015/wordml/symex" xmlns:wpg="http://schemas.microsoft.com/office/word/2010/wordprocessingGroup" xmlns:wpi="http://schemas.microsoft.com/office/word/2010/wordprocessingInk" xmlns:wne="http://schemas.microsoft.com/office/word/2006/wordml" xmlns:wps="http://schemas.microsoft.com/office/word/2010/wordprocessingShape" mc:Ignorable="w14 w15 w16se w16cid w16 w16cex w16sdtdh w16sdtfl w16du wp14">
+  <w:numPicBullet w:numPicBulletId="0">
+    <w:pict>
+      <v:shapetype w14:anchorId="03B3075C" id="_x0000_t75" coordsize="21600,21600" o:spt="75" o:preferrelative="t" path="m@4@5l@4@11@9@11@9@5xe" filled="f" stroked="f">
+        <v:stroke joinstyle="miter"/>
+        <v:formulas>
+          <v:f eqn="if lineDrawn pixelLineWidth 0"/>
+          <v:f eqn="sum @0 1 0"/>
+          <v:f eqn="sum 0 0 @1"/>
+          <v:f eqn="prod @2 1 2"/>
+          <v:f eqn="prod @3 21600 pixelWidth"/>
+          <v:f eqn="prod @3 21600 pixelHeight"/>
+          <v:f eqn="sum @0 0 1"/>
+          <v:f eqn="prod @6 1 2"/>
+          <v:f eqn="prod @7 21600 pixelWidth"/>
+          <v:f eqn="sum @8 21600 0"/>
+          <v:f eqn="prod @7 21600 pixelHeight"/>
+          <v:f eqn="sum @10 21600 0"/>
+        </v:formulas>
+        <v:path o:extrusionok="f" gradientshapeok="t" o:connecttype="rect"/>
+        <o:lock v:ext="edit" aspectratio="t"/>
+      </v:shapetype>
+      <v:shape id="_x0000_i1025" type="#_x0000_t75" style="width:11.45pt;height:11.45pt" o:bullet="t">
+        <v:imagedata r:id="rId1" o:title="msoBF8D"/>
+      </v:shape>
+    </w:pict>
+  </w:numPicBullet>
   <w:abstractNum w:abstractNumId="0" w15:restartNumberingAfterBreak="0">
     <w:nsid w:val="0E4D5544"/>
     <w:multiLevelType w:val="hybridMultilevel"/>
@@ -34490,6 +35729,234 @@
     </w:lvl>
   </w:abstractNum>
   <w:abstractNum w:abstractNumId="2" w15:restartNumberingAfterBreak="0">
+    <w:nsid w:val="23C74061"/>
+    <w:multiLevelType w:val="hybridMultilevel"/>
+    <w:tmpl w:val="309897DC"/>
+    <w:lvl w:ilvl="0" w:tplc="04090007">
+      <w:start w:val="1"/>
+      <w:numFmt w:val="bullet"/>
+      <w:lvlText w:val=""/>
+      <w:lvlPicBulletId w:val="0"/>
+      <w:lvlJc w:val="left"/>
+      <w:pPr>
+        <w:ind w:left="720" w:hanging="360"/>
+      </w:pPr>
+      <w:rPr>
+        <w:rFonts w:ascii="Symbol" w:hAnsi="Symbol" w:hint="default"/>
+      </w:rPr>
+    </w:lvl>
+    <w:lvl w:ilvl="1" w:tplc="04090003" w:tentative="1">
+      <w:start w:val="1"/>
+      <w:numFmt w:val="bullet"/>
+      <w:lvlText w:val="o"/>
+      <w:lvlJc w:val="left"/>
+      <w:pPr>
+        <w:ind w:left="1440" w:hanging="360"/>
+      </w:pPr>
+      <w:rPr>
+        <w:rFonts w:ascii="Courier New" w:hAnsi="Courier New" w:cs="Courier New" w:hint="default"/>
+      </w:rPr>
+    </w:lvl>
+    <w:lvl w:ilvl="2" w:tplc="04090005" w:tentative="1">
+      <w:start w:val="1"/>
+      <w:numFmt w:val="bullet"/>
+      <w:lvlText w:val=""/>
+      <w:lvlJc w:val="left"/>
+      <w:pPr>
+        <w:ind w:left="2160" w:hanging="360"/>
+      </w:pPr>
+      <w:rPr>
+        <w:rFonts w:ascii="Wingdings" w:hAnsi="Wingdings" w:hint="default"/>
+      </w:rPr>
+    </w:lvl>
+    <w:lvl w:ilvl="3" w:tplc="04090001" w:tentative="1">
+      <w:start w:val="1"/>
+      <w:numFmt w:val="bullet"/>
+      <w:lvlText w:val=""/>
+      <w:lvlJc w:val="left"/>
+      <w:pPr>
+        <w:ind w:left="2880" w:hanging="360"/>
+      </w:pPr>
+      <w:rPr>
+        <w:rFonts w:ascii="Symbol" w:hAnsi="Symbol" w:hint="default"/>
+      </w:rPr>
+    </w:lvl>
+    <w:lvl w:ilvl="4" w:tplc="04090003" w:tentative="1">
+      <w:start w:val="1"/>
+      <w:numFmt w:val="bullet"/>
+      <w:lvlText w:val="o"/>
+      <w:lvlJc w:val="left"/>
+      <w:pPr>
+        <w:ind w:left="3600" w:hanging="360"/>
+      </w:pPr>
+      <w:rPr>
+        <w:rFonts w:ascii="Courier New" w:hAnsi="Courier New" w:cs="Courier New" w:hint="default"/>
+      </w:rPr>
+    </w:lvl>
+    <w:lvl w:ilvl="5" w:tplc="04090005" w:tentative="1">
+      <w:start w:val="1"/>
+      <w:numFmt w:val="bullet"/>
+      <w:lvlText w:val=""/>
+      <w:lvlJc w:val="left"/>
+      <w:pPr>
+        <w:ind w:left="4320" w:hanging="360"/>
+      </w:pPr>
+      <w:rPr>
+        <w:rFonts w:ascii="Wingdings" w:hAnsi="Wingdings" w:hint="default"/>
+      </w:rPr>
+    </w:lvl>
+    <w:lvl w:ilvl="6" w:tplc="04090001" w:tentative="1">
+      <w:start w:val="1"/>
+      <w:numFmt w:val="bullet"/>
+      <w:lvlText w:val=""/>
+      <w:lvlJc w:val="left"/>
+      <w:pPr>
+        <w:ind w:left="5040" w:hanging="360"/>
+      </w:pPr>
+      <w:rPr>
+        <w:rFonts w:ascii="Symbol" w:hAnsi="Symbol" w:hint="default"/>
+      </w:rPr>
+    </w:lvl>
+    <w:lvl w:ilvl="7" w:tplc="04090003" w:tentative="1">
+      <w:start w:val="1"/>
+      <w:numFmt w:val="bullet"/>
+      <w:lvlText w:val="o"/>
+      <w:lvlJc w:val="left"/>
+      <w:pPr>
+        <w:ind w:left="5760" w:hanging="360"/>
+      </w:pPr>
+      <w:rPr>
+        <w:rFonts w:ascii="Courier New" w:hAnsi="Courier New" w:cs="Courier New" w:hint="default"/>
+      </w:rPr>
+    </w:lvl>
+    <w:lvl w:ilvl="8" w:tplc="04090005" w:tentative="1">
+      <w:start w:val="1"/>
+      <w:numFmt w:val="bullet"/>
+      <w:lvlText w:val=""/>
+      <w:lvlJc w:val="left"/>
+      <w:pPr>
+        <w:ind w:left="6480" w:hanging="360"/>
+      </w:pPr>
+      <w:rPr>
+        <w:rFonts w:ascii="Wingdings" w:hAnsi="Wingdings" w:hint="default"/>
+      </w:rPr>
+    </w:lvl>
+  </w:abstractNum>
+  <w:abstractNum w:abstractNumId="3" w15:restartNumberingAfterBreak="0">
+    <w:nsid w:val="29A26459"/>
+    <w:multiLevelType w:val="hybridMultilevel"/>
+    <w:tmpl w:val="EAB83678"/>
+    <w:lvl w:ilvl="0" w:tplc="04090007">
+      <w:start w:val="1"/>
+      <w:numFmt w:val="bullet"/>
+      <w:lvlText w:val=""/>
+      <w:lvlPicBulletId w:val="0"/>
+      <w:lvlJc w:val="left"/>
+      <w:pPr>
+        <w:ind w:left="1440" w:hanging="360"/>
+      </w:pPr>
+      <w:rPr>
+        <w:rFonts w:ascii="Symbol" w:hAnsi="Symbol" w:hint="default"/>
+      </w:rPr>
+    </w:lvl>
+    <w:lvl w:ilvl="1" w:tplc="04090003" w:tentative="1">
+      <w:start w:val="1"/>
+      <w:numFmt w:val="bullet"/>
+      <w:lvlText w:val="o"/>
+      <w:lvlJc w:val="left"/>
+      <w:pPr>
+        <w:ind w:left="2160" w:hanging="360"/>
+      </w:pPr>
+      <w:rPr>
+        <w:rFonts w:ascii="Courier New" w:hAnsi="Courier New" w:cs="Courier New" w:hint="default"/>
+      </w:rPr>
+    </w:lvl>
+    <w:lvl w:ilvl="2" w:tplc="04090005" w:tentative="1">
+      <w:start w:val="1"/>
+      <w:numFmt w:val="bullet"/>
+      <w:lvlText w:val=""/>
+      <w:lvlJc w:val="left"/>
+      <w:pPr>
+        <w:ind w:left="2880" w:hanging="360"/>
+      </w:pPr>
+      <w:rPr>
+        <w:rFonts w:ascii="Wingdings" w:hAnsi="Wingdings" w:hint="default"/>
+      </w:rPr>
+    </w:lvl>
+    <w:lvl w:ilvl="3" w:tplc="04090001" w:tentative="1">
+      <w:start w:val="1"/>
+      <w:numFmt w:val="bullet"/>
+      <w:lvlText w:val=""/>
+      <w:lvlJc w:val="left"/>
+      <w:pPr>
+        <w:ind w:left="3600" w:hanging="360"/>
+      </w:pPr>
+      <w:rPr>
+        <w:rFonts w:ascii="Symbol" w:hAnsi="Symbol" w:hint="default"/>
+      </w:rPr>
+    </w:lvl>
+    <w:lvl w:ilvl="4" w:tplc="04090003" w:tentative="1">
+      <w:start w:val="1"/>
+      <w:numFmt w:val="bullet"/>
+      <w:lvlText w:val="o"/>
+      <w:lvlJc w:val="left"/>
+      <w:pPr>
+        <w:ind w:left="4320" w:hanging="360"/>
+      </w:pPr>
+      <w:rPr>
+        <w:rFonts w:ascii="Courier New" w:hAnsi="Courier New" w:cs="Courier New" w:hint="default"/>
+      </w:rPr>
+    </w:lvl>
+    <w:lvl w:ilvl="5" w:tplc="04090005" w:tentative="1">
+      <w:start w:val="1"/>
+      <w:numFmt w:val="bullet"/>
+      <w:lvlText w:val=""/>
+      <w:lvlJc w:val="left"/>
+      <w:pPr>
+        <w:ind w:left="5040" w:hanging="360"/>
+      </w:pPr>
+      <w:rPr>
+        <w:rFonts w:ascii="Wingdings" w:hAnsi="Wingdings" w:hint="default"/>
+      </w:rPr>
+    </w:lvl>
+    <w:lvl w:ilvl="6" w:tplc="04090001" w:tentative="1">
+      <w:start w:val="1"/>
+      <w:numFmt w:val="bullet"/>
+      <w:lvlText w:val=""/>
+      <w:lvlJc w:val="left"/>
+      <w:pPr>
+        <w:ind w:left="5760" w:hanging="360"/>
+      </w:pPr>
+      <w:rPr>
+        <w:rFonts w:ascii="Symbol" w:hAnsi="Symbol" w:hint="default"/>
+      </w:rPr>
+    </w:lvl>
+    <w:lvl w:ilvl="7" w:tplc="04090003" w:tentative="1">
+      <w:start w:val="1"/>
+      <w:numFmt w:val="bullet"/>
+      <w:lvlText w:val="o"/>
+      <w:lvlJc w:val="left"/>
+      <w:pPr>
+        <w:ind w:left="6480" w:hanging="360"/>
+      </w:pPr>
+      <w:rPr>
+        <w:rFonts w:ascii="Courier New" w:hAnsi="Courier New" w:cs="Courier New" w:hint="default"/>
+      </w:rPr>
+    </w:lvl>
+    <w:lvl w:ilvl="8" w:tplc="04090005" w:tentative="1">
+      <w:start w:val="1"/>
+      <w:numFmt w:val="bullet"/>
+      <w:lvlText w:val=""/>
+      <w:lvlJc w:val="left"/>
+      <w:pPr>
+        <w:ind w:left="7200" w:hanging="360"/>
+      </w:pPr>
+      <w:rPr>
+        <w:rFonts w:ascii="Wingdings" w:hAnsi="Wingdings" w:hint="default"/>
+      </w:rPr>
+    </w:lvl>
+  </w:abstractNum>
+  <w:abstractNum w:abstractNumId="4" w15:restartNumberingAfterBreak="0">
     <w:nsid w:val="2BFB0262"/>
     <w:multiLevelType w:val="hybridMultilevel"/>
     <w:tmpl w:val="440E1BE2"/>
@@ -34543,6 +36010,120 @@
       <w:lvlJc w:val="left"/>
     </w:lvl>
   </w:abstractNum>
+  <w:abstractNum w:abstractNumId="5" w15:restartNumberingAfterBreak="0">
+    <w:nsid w:val="2CBA29B3"/>
+    <w:multiLevelType w:val="hybridMultilevel"/>
+    <w:tmpl w:val="BF56BA38"/>
+    <w:lvl w:ilvl="0" w:tplc="04090007">
+      <w:start w:val="1"/>
+      <w:numFmt w:val="bullet"/>
+      <w:lvlText w:val=""/>
+      <w:lvlPicBulletId w:val="0"/>
+      <w:lvlJc w:val="left"/>
+      <w:pPr>
+        <w:ind w:left="720" w:hanging="360"/>
+      </w:pPr>
+      <w:rPr>
+        <w:rFonts w:ascii="Symbol" w:hAnsi="Symbol" w:hint="default"/>
+      </w:rPr>
+    </w:lvl>
+    <w:lvl w:ilvl="1" w:tplc="04090003" w:tentative="1">
+      <w:start w:val="1"/>
+      <w:numFmt w:val="bullet"/>
+      <w:lvlText w:val="o"/>
+      <w:lvlJc w:val="left"/>
+      <w:pPr>
+        <w:ind w:left="1440" w:hanging="360"/>
+      </w:pPr>
+      <w:rPr>
+        <w:rFonts w:ascii="Courier New" w:hAnsi="Courier New" w:cs="Courier New" w:hint="default"/>
+      </w:rPr>
+    </w:lvl>
+    <w:lvl w:ilvl="2" w:tplc="04090005" w:tentative="1">
+      <w:start w:val="1"/>
+      <w:numFmt w:val="bullet"/>
+      <w:lvlText w:val=""/>
+      <w:lvlJc w:val="left"/>
+      <w:pPr>
+        <w:ind w:left="2160" w:hanging="360"/>
+      </w:pPr>
+      <w:rPr>
+        <w:rFonts w:ascii="Wingdings" w:hAnsi="Wingdings" w:hint="default"/>
+      </w:rPr>
+    </w:lvl>
+    <w:lvl w:ilvl="3" w:tplc="04090001" w:tentative="1">
+      <w:start w:val="1"/>
+      <w:numFmt w:val="bullet"/>
+      <w:lvlText w:val=""/>
+      <w:lvlJc w:val="left"/>
+      <w:pPr>
+        <w:ind w:left="2880" w:hanging="360"/>
+      </w:pPr>
+      <w:rPr>
+        <w:rFonts w:ascii="Symbol" w:hAnsi="Symbol" w:hint="default"/>
+      </w:rPr>
+    </w:lvl>
+    <w:lvl w:ilvl="4" w:tplc="04090003" w:tentative="1">
+      <w:start w:val="1"/>
+      <w:numFmt w:val="bullet"/>
+      <w:lvlText w:val="o"/>
+      <w:lvlJc w:val="left"/>
+      <w:pPr>
+        <w:ind w:left="3600" w:hanging="360"/>
+      </w:pPr>
+      <w:rPr>
+        <w:rFonts w:ascii="Courier New" w:hAnsi="Courier New" w:cs="Courier New" w:hint="default"/>
+      </w:rPr>
+    </w:lvl>
+    <w:lvl w:ilvl="5" w:tplc="04090005" w:tentative="1">
+      <w:start w:val="1"/>
+      <w:numFmt w:val="bullet"/>
+      <w:lvlText w:val=""/>
+      <w:lvlJc w:val="left"/>
+      <w:pPr>
+        <w:ind w:left="4320" w:hanging="360"/>
+      </w:pPr>
+      <w:rPr>
+        <w:rFonts w:ascii="Wingdings" w:hAnsi="Wingdings" w:hint="default"/>
+      </w:rPr>
+    </w:lvl>
+    <w:lvl w:ilvl="6" w:tplc="04090001" w:tentative="1">
+      <w:start w:val="1"/>
+      <w:numFmt w:val="bullet"/>
+      <w:lvlText w:val=""/>
+      <w:lvlJc w:val="left"/>
+      <w:pPr>
+        <w:ind w:left="5040" w:hanging="360"/>
+      </w:pPr>
+      <w:rPr>
+        <w:rFonts w:ascii="Symbol" w:hAnsi="Symbol" w:hint="default"/>
+      </w:rPr>
+    </w:lvl>
+    <w:lvl w:ilvl="7" w:tplc="04090003" w:tentative="1">
+      <w:start w:val="1"/>
+      <w:numFmt w:val="bullet"/>
+      <w:lvlText w:val="o"/>
+      <w:lvlJc w:val="left"/>
+      <w:pPr>
+        <w:ind w:left="5760" w:hanging="360"/>
+      </w:pPr>
+      <w:rPr>
+        <w:rFonts w:ascii="Courier New" w:hAnsi="Courier New" w:cs="Courier New" w:hint="default"/>
+      </w:rPr>
+    </w:lvl>
+    <w:lvl w:ilvl="8" w:tplc="04090005" w:tentative="1">
+      <w:start w:val="1"/>
+      <w:numFmt w:val="bullet"/>
+      <w:lvlText w:val=""/>
+      <w:lvlJc w:val="left"/>
+      <w:pPr>
+        <w:ind w:left="6480" w:hanging="360"/>
+      </w:pPr>
+      <w:rPr>
+        <w:rFonts w:ascii="Wingdings" w:hAnsi="Wingdings" w:hint="default"/>
+      </w:rPr>
+    </w:lvl>
+  </w:abstractNum>
   <w:num w:numId="1" w16cid:durableId="1568807344">
     <w:abstractNumId w:val="0"/>
     <w:lvlOverride w:ilvl="0">
@@ -34550,10 +36131,19 @@
     </w:lvlOverride>
   </w:num>
   <w:num w:numId="2" w16cid:durableId="1342589194">
-    <w:abstractNumId w:val="2"/>
+    <w:abstractNumId w:val="4"/>
     <w:lvlOverride w:ilvl="0">
       <w:startOverride w:val="1"/>
     </w:lvlOverride>
+  </w:num>
+  <w:num w:numId="3" w16cid:durableId="442309290">
+    <w:abstractNumId w:val="5"/>
+  </w:num>
+  <w:num w:numId="4" w16cid:durableId="908032329">
+    <w:abstractNumId w:val="3"/>
+  </w:num>
+  <w:num w:numId="5" w16cid:durableId="722827696">
+    <w:abstractNumId w:val="2"/>
   </w:num>
 </w:numbering>
 </file>
@@ -35047,7 +36637,6 @@
   <w:style w:type="character" w:default="1" w:styleId="DefaultParagraphFont">
     <w:name w:val="Default Paragraph Font"/>
     <w:uiPriority w:val="1"/>
-    <w:semiHidden/>
     <w:unhideWhenUsed/>
   </w:style>
   <w:style w:type="table" w:default="1" w:styleId="TableNormal">
@@ -35572,10 +37161,21 @@
 </file>
 
 <file path=customXml/item1.xml><?xml version="1.0" encoding="utf-8"?>
-<b:Sources xmlns:b="http://schemas.openxmlformats.org/officeDocument/2006/bibliography" xmlns="http://schemas.openxmlformats.org/officeDocument/2006/bibliography" SelectedStyle="\APASixthEditionOfficeOnline.xsl" StyleName="APA" Version="6"/>
+<p:properties xmlns:p="http://schemas.microsoft.com/office/2006/metadata/properties" xmlns:xsi="http://www.w3.org/2001/XMLSchema-instance" xmlns:pc="http://schemas.microsoft.com/office/infopath/2007/PartnerControls">
+  <documentManagement/>
+</p:properties>
 </file>
 
 <file path=customXml/item2.xml><?xml version="1.0" encoding="utf-8"?>
+<?mso-contentType ?>
+<FormTemplates xmlns="http://schemas.microsoft.com/sharepoint/v3/contenttype/forms">
+  <Display>DocumentLibraryForm</Display>
+  <Edit>DocumentLibraryForm</Edit>
+  <New>DocumentLibraryForm</New>
+</FormTemplates>
+</file>
+
+<file path=customXml/item3.xml><?xml version="1.0" encoding="utf-8"?>
 <ct:contentTypeSchema xmlns:ct="http://schemas.microsoft.com/office/2006/metadata/contentType" xmlns:ma="http://schemas.microsoft.com/office/2006/metadata/properties/metaAttributes" ct:_="" ma:_="" ma:contentTypeName="Document" ma:contentTypeID="0x010100D7D6A80B92303C4887B20135BD5C63F6" ma:contentTypeVersion="10" ma:contentTypeDescription="Create a new document." ma:contentTypeScope="" ma:versionID="0ec1afc188cf4a1cd05d4991719c8f34">
   <xsd:schema xmlns:xsd="http://www.w3.org/2001/XMLSchema" xmlns:xs="http://www.w3.org/2001/XMLSchema" xmlns:p="http://schemas.microsoft.com/office/2006/metadata/properties" xmlns:ns3="b4a3113c-b990-435b-8742-82f6dbfe5a04" targetNamespace="http://schemas.microsoft.com/office/2006/metadata/properties" ma:root="true" ma:fieldsID="e09db335f131f525a509aaa38d5c21af" ns3:_="">
     <xsd:import namespace="b4a3113c-b990-435b-8742-82f6dbfe5a04"/>
@@ -35757,30 +37357,28 @@
 </ct:contentTypeSchema>
 </file>
 
-<file path=customXml/item3.xml><?xml version="1.0" encoding="utf-8"?>
-<?mso-contentType ?>
-<FormTemplates xmlns="http://schemas.microsoft.com/sharepoint/v3/contenttype/forms">
-  <Display>DocumentLibraryForm</Display>
-  <Edit>DocumentLibraryForm</Edit>
-  <New>DocumentLibraryForm</New>
-</FormTemplates>
-</file>
-
 <file path=customXml/item4.xml><?xml version="1.0" encoding="utf-8"?>
-<p:properties xmlns:p="http://schemas.microsoft.com/office/2006/metadata/properties" xmlns:xsi="http://www.w3.org/2001/XMLSchema-instance" xmlns:pc="http://schemas.microsoft.com/office/infopath/2007/PartnerControls">
-  <documentManagement/>
-</p:properties>
+<b:Sources xmlns:b="http://schemas.openxmlformats.org/officeDocument/2006/bibliography" xmlns="http://schemas.openxmlformats.org/officeDocument/2006/bibliography" SelectedStyle="\APASixthEditionOfficeOnline.xsl" StyleName="APA" Version="6"/>
 </file>
 
 <file path=customXml/itemProps1.xml><?xml version="1.0" encoding="utf-8"?>
-<ds:datastoreItem xmlns:ds="http://schemas.openxmlformats.org/officeDocument/2006/customXml" ds:itemID="{9659E6CA-80C3-4925-A142-6D8D3802B30E}">
+<ds:datastoreItem xmlns:ds="http://schemas.openxmlformats.org/officeDocument/2006/customXml" ds:itemID="{1B04B951-5E69-4922-BEA8-6CA74016EACA}">
   <ds:schemaRefs>
-    <ds:schemaRef ds:uri="http://schemas.openxmlformats.org/officeDocument/2006/bibliography"/>
+    <ds:schemaRef ds:uri="http://schemas.microsoft.com/office/2006/metadata/properties"/>
+    <ds:schemaRef ds:uri="http://schemas.microsoft.com/office/infopath/2007/PartnerControls"/>
   </ds:schemaRefs>
 </ds:datastoreItem>
 </file>
 
 <file path=customXml/itemProps2.xml><?xml version="1.0" encoding="utf-8"?>
+<ds:datastoreItem xmlns:ds="http://schemas.openxmlformats.org/officeDocument/2006/customXml" ds:itemID="{9362A890-180C-4DA3-9DAB-BAFD9D0C0E59}">
+  <ds:schemaRefs>
+    <ds:schemaRef ds:uri="http://schemas.microsoft.com/sharepoint/v3/contenttype/forms"/>
+  </ds:schemaRefs>
+</ds:datastoreItem>
+</file>
+
+<file path=customXml/itemProps3.xml><?xml version="1.0" encoding="utf-8"?>
 <ds:datastoreItem xmlns:ds="http://schemas.openxmlformats.org/officeDocument/2006/customXml" ds:itemID="{6B562089-791A-451A-A22D-FD548ECE01D6}">
   <ds:schemaRefs>
     <ds:schemaRef ds:uri="http://schemas.microsoft.com/office/2006/metadata/contentType"/>
@@ -35798,19 +37396,10 @@
 </ds:datastoreItem>
 </file>
 
-<file path=customXml/itemProps3.xml><?xml version="1.0" encoding="utf-8"?>
-<ds:datastoreItem xmlns:ds="http://schemas.openxmlformats.org/officeDocument/2006/customXml" ds:itemID="{9362A890-180C-4DA3-9DAB-BAFD9D0C0E59}">
+<file path=customXml/itemProps4.xml><?xml version="1.0" encoding="utf-8"?>
+<ds:datastoreItem xmlns:ds="http://schemas.openxmlformats.org/officeDocument/2006/customXml" ds:itemID="{9659E6CA-80C3-4925-A142-6D8D3802B30E}">
   <ds:schemaRefs>
-    <ds:schemaRef ds:uri="http://schemas.microsoft.com/sharepoint/v3/contenttype/forms"/>
-  </ds:schemaRefs>
-</ds:datastoreItem>
-</file>
-
-<file path=customXml/itemProps4.xml><?xml version="1.0" encoding="utf-8"?>
-<ds:datastoreItem xmlns:ds="http://schemas.openxmlformats.org/officeDocument/2006/customXml" ds:itemID="{1B04B951-5E69-4922-BEA8-6CA74016EACA}">
-  <ds:schemaRefs>
-    <ds:schemaRef ds:uri="http://schemas.microsoft.com/office/2006/metadata/properties"/>
-    <ds:schemaRef ds:uri="http://schemas.microsoft.com/office/infopath/2007/PartnerControls"/>
+    <ds:schemaRef ds:uri="http://schemas.openxmlformats.org/officeDocument/2006/bibliography"/>
   </ds:schemaRefs>
 </ds:datastoreItem>
 </file>